--- a/doc/makalah.docx
+++ b/doc/makalah.docx
@@ -17,7 +17,7 @@
           <w:szCs w:val="48"/>
           <w:lang w:val="sv-SE"/>
         </w:rPr>
-        <w:t>Judul Makalah</w:t>
+        <w:t>Penerapan Algoritma Dynamic Programming untuk Menentukan Langkah Terbaik pada Permainan Ular Tangga</w:t>
       </w:r>
     </w:p>
     <w:p>
@@ -236,6 +236,8 @@
     <w:p>
       <w:pPr>
         <w:pStyle w:val="Abstract"/>
+        <w:spacing w:after="120"/>
+        <w:ind w:firstLine="272"/>
         <w:rPr>
           <w:rFonts w:eastAsia="MS Mincho"/>
           <w:i/>
@@ -266,47 +268,197 @@
           <w:iCs/>
           <w:lang w:val="en-ID"/>
         </w:rPr>
-        <w:t>I</w:t>
-      </w:r>
-      <w:r>
-        <w:rPr>
-          <w:rFonts w:eastAsia="MS Mincho"/>
-          <w:i/>
-          <w:iCs/>
-          <w:lang w:val="en-ID"/>
-        </w:rPr>
-        <w:t>si abstraknya</w:t>
+        <w:t xml:space="preserve">Snakes &amp; Ladders is a simple boardgame that is usually played by 2 – 4 players. </w:t>
+      </w:r>
+      <w:r>
+        <w:rPr>
+          <w:rFonts w:eastAsia="MS Mincho"/>
+          <w:i/>
+          <w:iCs/>
+          <w:lang w:val="en-ID"/>
+        </w:rPr>
+        <w:t>This game is a game based entirely on luck because the only action the players can do throughout the game is rolling a dice. The player’s playing piece would move forward depending on the number of the dice rolled in their turn. This game is equipped with obstacles such as snakes and ladders. Ladders can make a player’s playing piece to immediately move to the tile above it, whereas snakes can make a player's playing piece move to the tile below it. This paper explores the minimum steps, order of dice, and order of tile passed along the way to the finish tile using the dynamic programming strategy. The implementation is being done using c++ language. The implementation and testing result shows that the solution given by the dynamic programming algorithm is the optimal solution for all tiles within a relatively short amount of time.</w:t>
       </w:r>
     </w:p>
     <w:p>
       <w:pPr>
         <w:pStyle w:val="keywords"/>
-        <w:rPr>
-          <w:rFonts w:eastAsia="MS Mincho"/>
-          <w:i w:val="0"/>
-          <w:iCs w:val="0"/>
-        </w:rPr>
-      </w:pPr>
-      <w:r>
-        <w:rPr>
-          <w:rFonts w:eastAsia="MS Mincho"/>
+        <w:ind w:firstLine="272"/>
+        <w:rPr>
+          <w:rFonts w:eastAsia="MS Mincho"/>
+          <w:lang w:val="en-ID"/>
+        </w:rPr>
+      </w:pPr>
+      <w:r>
+        <w:rPr>
+          <w:rFonts w:eastAsia="MS Mincho"/>
+          <w:lang w:val="en-ID"/>
         </w:rPr>
         <w:t>Keywords—</w:t>
       </w:r>
       <w:r>
         <w:rPr>
           <w:rFonts w:eastAsia="MS Mincho"/>
-          <w:i w:val="0"/>
-          <w:iCs w:val="0"/>
+          <w:lang w:val="en-ID"/>
+        </w:rPr>
+        <w:t>Dynamic programming, Snake</w:t>
+      </w:r>
+      <w:r>
+        <w:rPr>
+          <w:rFonts w:eastAsia="MS Mincho"/>
+          <w:lang w:val="en-ID"/>
+        </w:rPr>
+        <w:t>s</w:t>
+      </w:r>
+      <w:r>
+        <w:rPr>
+          <w:rFonts w:eastAsia="MS Mincho"/>
+          <w:lang w:val="en-ID"/>
+        </w:rPr>
+        <w:t xml:space="preserve"> &amp; L</w:t>
+      </w:r>
+      <w:r>
+        <w:rPr>
+          <w:rFonts w:eastAsia="MS Mincho"/>
+          <w:lang w:val="en-ID"/>
+        </w:rPr>
+        <w:t>adders, M</w:t>
+      </w:r>
+      <w:r>
+        <w:rPr>
+          <w:rFonts w:eastAsia="MS Mincho"/>
+          <w:lang w:val="en-ID"/>
+        </w:rPr>
+        <w:t>emoization</w:t>
+      </w:r>
+      <w:r>
+        <w:rPr>
+          <w:rFonts w:eastAsia="MS Mincho"/>
+          <w:lang w:val="en-ID"/>
+        </w:rPr>
+        <w:t>, Optimal</w:t>
+      </w:r>
+    </w:p>
+    <w:p>
+      <w:pPr>
+        <w:pStyle w:val="Abstract"/>
+        <w:spacing w:after="120"/>
+        <w:rPr>
+          <w:rFonts w:eastAsia="MS Mincho"/>
+          <w:i/>
+          <w:iCs/>
+          <w:lang w:val="sv-SE"/>
+        </w:rPr>
+      </w:pPr>
+      <w:r>
+        <w:rPr>
+          <w:rFonts w:eastAsia="MS Mincho"/>
+          <w:i/>
+          <w:iCs/>
+          <w:lang w:val="sv-SE"/>
+        </w:rPr>
+        <w:t>Abstrak</w:t>
+      </w:r>
+      <w:r>
+        <w:rPr>
+          <w:rFonts w:eastAsia="MS Mincho"/>
+          <w:lang w:val="sv-SE"/>
+        </w:rPr>
+        <w:t>—</w:t>
+      </w:r>
+      <w:r>
+        <w:rPr>
+          <w:rFonts w:eastAsia="MS Mincho"/>
+          <w:i/>
+          <w:iCs/>
+          <w:lang w:val="sv-SE"/>
         </w:rPr>
         <w:t xml:space="preserve"> </w:t>
       </w:r>
+      <w:r>
+        <w:rPr>
+          <w:rFonts w:eastAsia="MS Mincho"/>
+          <w:i/>
+          <w:iCs/>
+          <w:lang w:val="sv-SE"/>
+        </w:rPr>
+        <w:t>Ular Tangga adalah permainan</w:t>
+      </w:r>
+      <w:r>
+        <w:rPr>
+          <w:rFonts w:eastAsia="MS Mincho"/>
+          <w:i/>
+          <w:iCs/>
+          <w:lang w:val="sv-SE"/>
+        </w:rPr>
+        <w:t xml:space="preserve"> s</w:t>
+      </w:r>
+      <w:r>
+        <w:rPr>
+          <w:rFonts w:eastAsia="MS Mincho"/>
+          <w:i/>
+          <w:iCs/>
+          <w:lang w:val="sv-SE"/>
+        </w:rPr>
+        <w:t xml:space="preserve">ederhana yang kerap dimainkan oleh 2 – 4 orang. Permainan ini adalah permainan yang sepenuhnya mengandalkan keberuntungan karena aksi yang bisa dilakukan pemain hanyalah melempar dadu. Pion dari seorang pemain dimajukan sejumlah hasil dadu yang didapat dari lemparannya pada gilirannya. Permainan ini dilengkapi dengan rintangan berupa ular dan tangga. Tangga dapat membuat pion pemain langsung naik ke petak atas, sedangkan ular dapat membuat pion pemain turun ke petak bawah. Makalah ini mengeksplorasi langkah minimal, urutan dadu, serta urutan petak </w:t>
+      </w:r>
+      <w:r>
+        <w:rPr>
+          <w:rFonts w:eastAsia="MS Mincho"/>
+          <w:i/>
+          <w:iCs/>
+          <w:lang w:val="sv-SE"/>
+        </w:rPr>
+        <w:t>untuk mencapai petak akhir</w:t>
+      </w:r>
+      <w:r>
+        <w:rPr>
+          <w:rFonts w:eastAsia="MS Mincho"/>
+          <w:i/>
+          <w:iCs/>
+          <w:lang w:val="sv-SE"/>
+        </w:rPr>
+        <w:t xml:space="preserve"> dengan menggunakan strategi program dinamis. Implmentasi dilakukan menggunakan bahasa c++. Hasil implementasi dan pengujian yang dilakukan menunjukkan bahwa penyelesaian menggunakan strategi program dinamis ini berhasil memberikan hasil yang optimal untuk seluruh petak dalam waktu yang singkat.</w:t>
+      </w:r>
+    </w:p>
+    <w:p>
+      <w:pPr>
+        <w:pStyle w:val="keywords"/>
+        <w:rPr>
+          <w:rFonts w:eastAsia="MS Mincho"/>
+          <w:lang w:val="sv-SE"/>
+        </w:rPr>
+      </w:pPr>
+      <w:r>
+        <w:rPr>
+          <w:rFonts w:eastAsia="MS Mincho"/>
+          <w:lang w:val="sv-SE"/>
+        </w:rPr>
+        <w:t>Kata kunci</w:t>
+      </w:r>
+      <w:r>
+        <w:rPr>
+          <w:rFonts w:eastAsia="MS Mincho"/>
+          <w:lang w:val="sv-SE"/>
+        </w:rPr>
+        <w:t>—</w:t>
+      </w:r>
+      <w:r>
+        <w:rPr>
+          <w:rFonts w:eastAsia="MS Mincho"/>
+          <w:lang w:val="sv-SE"/>
+        </w:rPr>
+        <w:t>Program dinamis, Ular Tangga, Memoisasi, Optimal</w:t>
+      </w:r>
     </w:p>
     <w:p>
       <w:pPr>
         <w:pStyle w:val="Heading1"/>
       </w:pPr>
       <w:r>
+        <w:rPr>
+          <w:lang w:val="sv-SE"/>
+        </w:rPr>
         <w:t xml:space="preserve"> </w:t>
       </w:r>
       <w:r>
@@ -324,13 +476,192 @@
         <w:rPr>
           <w:lang w:val="sv-SE"/>
         </w:rPr>
-        <w:t xml:space="preserve">Isi </w:t>
-      </w:r>
-      <w:r>
-        <w:rPr>
-          <w:lang w:val="sv-SE"/>
-        </w:rPr>
-        <w:t>Pendahuluannya</w:t>
+        <w:t xml:space="preserve">Ular Tangga adalah suatu permainan papan yang sangat sederhana. Permainan ini kerap dimainkan oleh 2 hingga 4 orang. Permainan ini sangatlah sederhana karena satu-satunya aksi yang bisa dilakukan oleh seorang pemain hanyalah </w:t>
+      </w:r>
+      <w:r>
+        <w:rPr>
+          <w:lang w:val="sv-SE"/>
+        </w:rPr>
+        <w:t>melempar dadu saja.</w:t>
+      </w:r>
+      <w:r>
+        <w:rPr>
+          <w:lang w:val="sv-SE"/>
+        </w:rPr>
+        <w:t xml:space="preserve"> </w:t>
+      </w:r>
+      <w:r>
+        <w:rPr>
+          <w:lang w:val="sv-SE"/>
+        </w:rPr>
+        <w:t>Semua pemain memiliki s</w:t>
+      </w:r>
+      <w:r>
+        <w:rPr>
+          <w:lang w:val="sv-SE"/>
+        </w:rPr>
+        <w:t xml:space="preserve">ebuah pion yang sama-sama </w:t>
+      </w:r>
+      <w:r>
+        <w:rPr>
+          <w:lang w:val="sv-SE"/>
+        </w:rPr>
+        <w:t xml:space="preserve">mulai dari petak </w:t>
+      </w:r>
+      <w:r>
+        <w:rPr>
+          <w:lang w:val="sv-SE"/>
+        </w:rPr>
+        <w:t xml:space="preserve">pertama </w:t>
+      </w:r>
+      <w:r>
+        <w:rPr>
+          <w:lang w:val="sv-SE"/>
+        </w:rPr>
+        <w:t>pada awal permainan. Kemudian, secara bergantian</w:t>
+      </w:r>
+      <w:r>
+        <w:rPr>
+          <w:lang w:val="sv-SE"/>
+        </w:rPr>
+        <w:t xml:space="preserve"> masing-masing pemain melemparkan satu buah dadu dan pion miliknya dapat bergerak ke depan sejauh jumlah mata dadu yang didapatnya. Pemenang dari permainan ini adalah pemain yang pionnya pertama sampai ke petak akhir papan permainan.</w:t>
+      </w:r>
+    </w:p>
+    <w:p>
+      <w:pPr>
+        <w:pStyle w:val="BodyText"/>
+        <w:rPr>
+          <w:lang w:val="sv-SE"/>
+        </w:rPr>
+      </w:pPr>
+      <w:r>
+        <w:rPr>
+          <w:lang w:val="sv-SE"/>
+        </w:rPr>
+        <w:t xml:space="preserve">Namun, di antara petak-petak yang dilalui oleh para pemain, terdapat dua jenis rintangan, yakni </w:t>
+      </w:r>
+      <w:r>
+        <w:rPr>
+          <w:i/>
+          <w:iCs/>
+          <w:lang w:val="sv-SE"/>
+        </w:rPr>
+        <w:t>ular</w:t>
+      </w:r>
+      <w:r>
+        <w:rPr>
+          <w:lang w:val="sv-SE"/>
+        </w:rPr>
+        <w:t xml:space="preserve"> dan </w:t>
+      </w:r>
+      <w:r>
+        <w:rPr>
+          <w:i/>
+          <w:lang w:val="sv-SE"/>
+        </w:rPr>
+        <w:t>tangga</w:t>
+      </w:r>
+      <w:r>
+        <w:rPr>
+          <w:lang w:val="sv-SE"/>
+        </w:rPr>
+        <w:t xml:space="preserve">. </w:t>
+      </w:r>
+      <w:r>
+        <w:rPr>
+          <w:i/>
+          <w:iCs/>
+          <w:lang w:val="sv-SE"/>
+        </w:rPr>
+        <w:t>Tangga</w:t>
+      </w:r>
+      <w:r>
+        <w:rPr>
+          <w:lang w:val="sv-SE"/>
+        </w:rPr>
+        <w:t xml:space="preserve"> adalah rintangan yang bermanfaat bagi para pemain karena apabila pion dari seorang pemain berhenti pada petak yang ada </w:t>
+      </w:r>
+      <w:r>
+        <w:rPr>
+          <w:i/>
+          <w:iCs/>
+          <w:lang w:val="sv-SE"/>
+        </w:rPr>
+        <w:t>tangga</w:t>
+      </w:r>
+      <w:r>
+        <w:rPr>
+          <w:lang w:val="sv-SE"/>
+        </w:rPr>
+        <w:t>-</w:t>
+      </w:r>
+      <w:r>
+        <w:rPr>
+          <w:lang w:val="sv-SE"/>
+        </w:rPr>
+        <w:t xml:space="preserve">nya, maka pion dari pemain tersebut bisa langsung memanjat ke petak di ujung atas tangga tersebut. Di sisi lain, </w:t>
+      </w:r>
+      <w:r>
+        <w:rPr>
+          <w:i/>
+          <w:iCs/>
+          <w:lang w:val="sv-SE"/>
+        </w:rPr>
+        <w:t>ular</w:t>
+      </w:r>
+      <w:r>
+        <w:rPr>
+          <w:lang w:val="sv-SE"/>
+        </w:rPr>
+        <w:t xml:space="preserve"> adalah rintangan yang berbahaya bagi para pemain karena apabila pion dari seorang pemain berhenti pada petak yang ada </w:t>
+      </w:r>
+      <w:r>
+        <w:rPr>
+          <w:i/>
+          <w:iCs/>
+          <w:lang w:val="sv-SE"/>
+        </w:rPr>
+        <w:t>ular</w:t>
+      </w:r>
+      <w:r>
+        <w:rPr>
+          <w:lang w:val="sv-SE"/>
+        </w:rPr>
+        <w:t>-</w:t>
+      </w:r>
+      <w:r>
+        <w:rPr>
+          <w:lang w:val="sv-SE"/>
+        </w:rPr>
+        <w:t xml:space="preserve">nya, maka pion tersebut akan terjatuh hingga ke ujung ekor ular. Kedua tantangan inilah yang membuat permainan ular tangga menjadi menegangkan. Tidak jarang momen </w:t>
+      </w:r>
+      <w:r>
+        <w:rPr>
+          <w:i/>
+          <w:iCs/>
+          <w:lang w:val="sv-SE"/>
+        </w:rPr>
+        <w:t>comeback</w:t>
+      </w:r>
+      <w:r>
+        <w:rPr>
+          <w:lang w:val="sv-SE"/>
+        </w:rPr>
+        <w:t xml:space="preserve"> bisa terjadi karena pemain yang memimpin bisa tiba-tiba jatuh sangat jauh karena berhenti di petak </w:t>
+      </w:r>
+      <w:r>
+        <w:rPr>
+          <w:i/>
+          <w:iCs/>
+          <w:lang w:val="sv-SE"/>
+        </w:rPr>
+        <w:t>ular</w:t>
+      </w:r>
+      <w:r>
+        <w:rPr>
+          <w:lang w:val="sv-SE"/>
+        </w:rPr>
+        <w:t>.</w:t>
       </w:r>
     </w:p>
     <w:p>
@@ -342,6 +673,147 @@
           <w:lang w:val="sv-SE"/>
         </w:rPr>
       </w:pPr>
+      <w:r>
+        <w:rPr>
+          <w:noProof/>
+          <w:lang w:val="sv-SE"/>
+        </w:rPr>
+        <w:drawing>
+          <wp:inline distT="0" distB="0" distL="0" distR="0" wp14:anchorId="4DFC405D" wp14:editId="75D2EFFC">
+            <wp:extent cx="2119312" cy="2124778"/>
+            <wp:effectExtent l="0" t="0" r="0" b="8890"/>
+            <wp:docPr id="176233113" name="Picture 1"/>
+            <wp:cNvGraphicFramePr>
+              <a:graphicFrameLocks xmlns:a="http://schemas.openxmlformats.org/drawingml/2006/main" noChangeAspect="1"/>
+            </wp:cNvGraphicFramePr>
+            <a:graphic xmlns:a="http://schemas.openxmlformats.org/drawingml/2006/main">
+              <a:graphicData uri="http://schemas.openxmlformats.org/drawingml/2006/picture">
+                <pic:pic xmlns:pic="http://schemas.openxmlformats.org/drawingml/2006/picture">
+                  <pic:nvPicPr>
+                    <pic:cNvPr id="176233113" name=""/>
+                    <pic:cNvPicPr/>
+                  </pic:nvPicPr>
+                  <pic:blipFill>
+                    <a:blip r:embed="rId11"/>
+                    <a:stretch>
+                      <a:fillRect/>
+                    </a:stretch>
+                  </pic:blipFill>
+                  <pic:spPr>
+                    <a:xfrm>
+                      <a:off x="0" y="0"/>
+                      <a:ext cx="2139262" cy="2144779"/>
+                    </a:xfrm>
+                    <a:prstGeom prst="rect">
+                      <a:avLst/>
+                    </a:prstGeom>
+                  </pic:spPr>
+                </pic:pic>
+              </a:graphicData>
+            </a:graphic>
+          </wp:inline>
+        </w:drawing>
+      </w:r>
+    </w:p>
+    <w:p>
+      <w:pPr>
+        <w:pStyle w:val="BodyText"/>
+        <w:ind w:firstLine="0"/>
+        <w:jc w:val="center"/>
+        <w:rPr>
+          <w:lang w:val="sv-SE"/>
+        </w:rPr>
+      </w:pPr>
+      <w:r>
+        <w:rPr>
+          <w:lang w:val="sv-SE"/>
+        </w:rPr>
+        <w:t>Gambar 1.1. Contoh Papan Permainan Ular Tangga</w:t>
+      </w:r>
+    </w:p>
+    <w:p>
+      <w:pPr>
+        <w:pStyle w:val="BodyText"/>
+        <w:ind w:firstLine="0"/>
+        <w:jc w:val="center"/>
+        <w:rPr>
+          <w:lang w:val="en-ID"/>
+        </w:rPr>
+      </w:pPr>
+      <w:r>
+        <w:rPr>
+          <w:lang w:val="en-ID"/>
+        </w:rPr>
+        <w:t xml:space="preserve">Sumber : </w:t>
+      </w:r>
+      <w:hyperlink r:id="rId12" w:history="1">
+        <w:r>
+          <w:rPr>
+            <w:rStyle w:val="Hyperlink"/>
+            <w:lang w:val="en-ID"/>
+          </w:rPr>
+          <w:t>https://www.magnific.com/idn/vektor-premium/vektor-permainan-papan-ular-tangga-untuk-anak-anak_149554192.htm</w:t>
+        </w:r>
+      </w:hyperlink>
+    </w:p>
+    <w:p>
+      <w:pPr>
+        <w:pStyle w:val="BodyText"/>
+        <w:rPr>
+          <w:lang w:val="sv-SE"/>
+        </w:rPr>
+      </w:pPr>
+      <w:r>
+        <w:rPr>
+          <w:lang w:val="en-ID"/>
+        </w:rPr>
+        <w:lastRenderedPageBreak/>
+        <w:t xml:space="preserve">Pada makalah ini, peneliti menggunakan strategi </w:t>
+      </w:r>
+      <w:r>
+        <w:rPr>
+          <w:i/>
+          <w:iCs/>
+          <w:lang w:val="en-ID"/>
+        </w:rPr>
+        <w:t>dynamic programming</w:t>
+      </w:r>
+      <w:r>
+        <w:rPr>
+          <w:lang w:val="en-ID"/>
+        </w:rPr>
+        <w:t xml:space="preserve"> untuk mencari jumlah langkah minimal, urutan dadu, serta urutan petak yang dikunjungi untuk menc</w:t>
+      </w:r>
+      <w:r>
+        <w:rPr>
+          <w:lang w:val="en-ID"/>
+        </w:rPr>
+        <w:t xml:space="preserve">apai petak akhir dari suatu petak tertentu. </w:t>
+      </w:r>
+      <w:r>
+        <w:rPr>
+          <w:lang w:val="sv-SE"/>
+        </w:rPr>
+        <w:t>Tentunya</w:t>
+      </w:r>
+      <w:r>
+        <w:rPr>
+          <w:lang w:val="sv-SE"/>
+        </w:rPr>
+        <w:t>,</w:t>
+      </w:r>
+      <w:r>
+        <w:rPr>
+          <w:lang w:val="sv-SE"/>
+        </w:rPr>
+        <w:t xml:space="preserve"> langkah minimal ini akan sangat sulit didapatkan pada p</w:t>
+      </w:r>
+      <w:r>
+        <w:rPr>
+          <w:lang w:val="sv-SE"/>
+        </w:rPr>
+        <w:t>ermainan sesungguhnya karena membutuhkan keberuntungan yang sangat besar. Namun, pada makalah ini pembahasan hanya difokuskan kepada pencarian langkah optimal tanpa mempertimbangkan peluang terjadinya di permainan sesungguhnya.</w:t>
+      </w:r>
     </w:p>
     <w:p>
       <w:pPr>
@@ -349,6 +821,14 @@
       </w:pPr>
       <w:r>
         <w:t>Dasar Teori</w:t>
+      </w:r>
+    </w:p>
+    <w:p>
+      <w:pPr>
+        <w:pStyle w:val="Heading2"/>
+      </w:pPr>
+      <w:r>
+        <w:t>Dynamic Programming</w:t>
       </w:r>
     </w:p>
     <w:p>
@@ -357,108 +837,3157 @@
         <w:jc w:val="both"/>
       </w:pPr>
       <w:r>
-        <w:t>Isi dasar teori</w:t>
-      </w:r>
-    </w:p>
-    <w:p>
-      <w:pPr>
-        <w:pStyle w:val="Heading1"/>
-      </w:pPr>
-      <w:r>
-        <w:t>Hasil Perhitungan</w:t>
-      </w:r>
-      <w:r>
-        <w:t xml:space="preserve"> dan Analisis</w:t>
-      </w:r>
-    </w:p>
-    <w:p>
-      <w:pPr>
-        <w:spacing w:after="60"/>
+        <w:rPr>
+          <w:i/>
+          <w:iCs/>
+        </w:rPr>
+        <w:t>Dynamic programming</w:t>
+      </w:r>
+      <w:r>
+        <w:t xml:space="preserve">, atau dalam bahasa Indonesia disebut program dinamis, adalah salah satu strategi algoritma untuk menyelesaikan permasalahan. </w:t>
+      </w:r>
+      <w:r>
+        <w:t>Strategi ini memecah masalah yang ada menjadi sekumpulan tahapan sedemikian sehingga solusi dari permasalahan tersebut bisa dipandang sebagai serangkaian keputusan atau</w:t>
+      </w:r>
+      <w:r>
+        <w:t xml:space="preserve"> pemilihan yang saling berkaitan. </w:t>
+      </w:r>
+    </w:p>
+    <w:p>
+      <w:pPr>
         <w:ind w:firstLine="288"/>
         <w:jc w:val="both"/>
-      </w:pPr>
-      <w:r>
-        <w:t>Isi analisis</w:t>
-      </w:r>
-    </w:p>
-    <w:p>
-      <w:pPr>
-        <w:pStyle w:val="Heading1"/>
-      </w:pPr>
-      <w:r>
-        <w:t>Kesimpulan</w:t>
-      </w:r>
-    </w:p>
-    <w:p>
-      <w:pPr>
-        <w:spacing w:after="60"/>
+        <w:rPr>
+          <w:lang w:val="sv-SE"/>
+        </w:rPr>
+      </w:pPr>
+      <w:r>
+        <w:rPr>
+          <w:lang w:val="sv-SE"/>
+        </w:rPr>
+        <w:t>Kata “program” pada program dinamis bukan berarti pemrogr</w:t>
+      </w:r>
+      <w:r>
+        <w:rPr>
+          <w:lang w:val="sv-SE"/>
+        </w:rPr>
+        <w:t xml:space="preserve">aman, melainkan kata ”program” tersebut memiliki makna perencanaan. Sebagaimana dalam KBBI, program artinya </w:t>
+      </w:r>
+      <w:r>
+        <w:rPr>
+          <w:lang w:val="sv-SE"/>
+        </w:rPr>
+        <w:t>rancangan mengenai asas serta usaha (dalam ketatanegaraan, perekonomian, dan sebagainya) yang akan dijalankan</w:t>
+      </w:r>
+      <w:r>
+        <w:rPr>
+          <w:lang w:val="sv-SE"/>
+        </w:rPr>
+        <w:t>. Lalu, kata ”dinamis” merujuk kepada pencarian atau perhitungan solusi yang berkembang selama penyelesaian masalah.</w:t>
+      </w:r>
+    </w:p>
+    <w:p>
+      <w:pPr>
         <w:ind w:firstLine="288"/>
         <w:jc w:val="both"/>
-      </w:pPr>
-      <w:r>
-        <w:t xml:space="preserve">Isi </w:t>
-      </w:r>
-      <w:r>
-        <w:t>Kesimpulan</w:t>
-      </w:r>
-    </w:p>
-    <w:p>
-      <w:pPr>
-        <w:pStyle w:val="Heading1"/>
-      </w:pPr>
-      <w:r>
-        <w:t>Ucapan Terima Kasih</w:t>
-      </w:r>
-    </w:p>
-    <w:p>
-      <w:pPr>
-        <w:spacing w:after="60"/>
+        <w:rPr>
+          <w:lang w:val="sv-SE"/>
+        </w:rPr>
+      </w:pPr>
+      <w:r>
+        <w:rPr>
+          <w:lang w:val="sv-SE"/>
+        </w:rPr>
+        <w:t xml:space="preserve">Strategi program dinamis ini digunakan untuk menyelesaikan permasalahan-permasalahan optimasi, yakni minimasi atau maksimasi. Strategi ini juga </w:t>
+      </w:r>
+      <w:r>
+        <w:rPr>
+          <w:lang w:val="sv-SE"/>
+        </w:rPr>
+        <w:t>menggunakan prinsip optimatilas, yakni apabila solusi dari keseluruhan permsalahan adalah optimal, maka solusi untuk sebagian permasalahan tersebut dipastikan juga optimal. Penggunaan prinsip optimalitas juga berarti dalam penyelesaian suatu permasalahan, apabila solusi untuk tahap ke-</w:t>
+      </w:r>
+      <w:r>
+        <w:rPr>
+          <w:i/>
+          <w:iCs/>
+          <w:lang w:val="sv-SE"/>
+        </w:rPr>
+        <w:t>k</w:t>
+      </w:r>
+      <w:r>
+        <w:rPr>
+          <w:lang w:val="sv-SE"/>
+        </w:rPr>
+        <w:t xml:space="preserve"> sudah didapatkan dan solusi untuk tahap ke-</w:t>
+      </w:r>
+      <w:r>
+        <w:rPr>
+          <w:i/>
+          <w:iCs/>
+          <w:lang w:val="sv-SE"/>
+        </w:rPr>
+        <w:t>k+1</w:t>
+      </w:r>
+      <w:r>
+        <w:rPr>
+          <w:i/>
+          <w:iCs/>
+          <w:lang w:val="sv-SE"/>
+        </w:rPr>
+        <w:t xml:space="preserve"> </w:t>
+      </w:r>
+      <w:r>
+        <w:rPr>
+          <w:lang w:val="sv-SE"/>
+        </w:rPr>
+        <w:t>ingin dicari, maka pencarian solusinya bisa langsung dilanjutkan dari tahap ke-</w:t>
+      </w:r>
+      <w:r>
+        <w:rPr>
+          <w:i/>
+          <w:iCs/>
+          <w:lang w:val="sv-SE"/>
+        </w:rPr>
+        <w:t>k</w:t>
+      </w:r>
+      <w:r>
+        <w:rPr>
+          <w:lang w:val="sv-SE"/>
+        </w:rPr>
+        <w:t xml:space="preserve"> tanpa harus kembali ke tahap pertama lagi.</w:t>
+      </w:r>
+    </w:p>
+    <w:p>
+      <w:pPr>
+        <w:jc w:val="both"/>
+        <w:rPr>
+          <w:lang w:val="sv-SE"/>
+        </w:rPr>
+      </w:pPr>
+      <w:r>
+        <w:rPr>
+          <w:lang w:val="sv-SE"/>
+        </w:rPr>
+        <w:drawing>
+          <wp:inline distT="0" distB="0" distL="0" distR="0" wp14:anchorId="13F633AA" wp14:editId="7F752E7B">
+            <wp:extent cx="3200400" cy="1196340"/>
+            <wp:effectExtent l="0" t="0" r="0" b="3810"/>
+            <wp:docPr id="1265368603" name="Picture 1"/>
+            <wp:cNvGraphicFramePr>
+              <a:graphicFrameLocks xmlns:a="http://schemas.openxmlformats.org/drawingml/2006/main" noChangeAspect="1"/>
+            </wp:cNvGraphicFramePr>
+            <a:graphic xmlns:a="http://schemas.openxmlformats.org/drawingml/2006/main">
+              <a:graphicData uri="http://schemas.openxmlformats.org/drawingml/2006/picture">
+                <pic:pic xmlns:pic="http://schemas.openxmlformats.org/drawingml/2006/picture">
+                  <pic:nvPicPr>
+                    <pic:cNvPr id="1265368603" name=""/>
+                    <pic:cNvPicPr/>
+                  </pic:nvPicPr>
+                  <pic:blipFill>
+                    <a:blip r:embed="rId13"/>
+                    <a:stretch>
+                      <a:fillRect/>
+                    </a:stretch>
+                  </pic:blipFill>
+                  <pic:spPr>
+                    <a:xfrm>
+                      <a:off x="0" y="0"/>
+                      <a:ext cx="3200400" cy="1196340"/>
+                    </a:xfrm>
+                    <a:prstGeom prst="rect">
+                      <a:avLst/>
+                    </a:prstGeom>
+                  </pic:spPr>
+                </pic:pic>
+              </a:graphicData>
+            </a:graphic>
+          </wp:inline>
+        </w:drawing>
+      </w:r>
+    </w:p>
+    <w:p>
+      <w:pPr>
+        <w:spacing w:after="120"/>
+        <w:rPr>
+          <w:lang w:val="sv-SE"/>
+        </w:rPr>
+      </w:pPr>
+      <w:r>
+        <w:rPr>
+          <w:lang w:val="sv-SE"/>
+        </w:rPr>
+        <w:t>Gambar 2.1.</w:t>
+      </w:r>
+      <w:r>
+        <w:rPr>
+          <w:lang w:val="sv-SE"/>
+        </w:rPr>
+        <w:t xml:space="preserve"> Ilustrasi Perpindahan Tahap pada Program Dinamis</w:t>
+      </w:r>
+    </w:p>
+    <w:p>
+      <w:pPr>
+        <w:spacing w:after="120"/>
+        <w:rPr>
+          <w:lang w:val="en-ID"/>
+        </w:rPr>
+      </w:pPr>
+      <w:r>
+        <w:rPr>
+          <w:lang w:val="en-ID"/>
+        </w:rPr>
+        <w:t xml:space="preserve">Sumber : </w:t>
+      </w:r>
+      <w:hyperlink r:id="rId14" w:history="1">
+        <w:r>
+          <w:rPr>
+            <w:rStyle w:val="Hyperlink"/>
+            <w:lang w:val="en-ID"/>
+          </w:rPr>
+          <w:t>https://informatika.stei.itb.ac.id/~rinaldi.munir/Stmik/2025-2026/25-Program-Dinamis-(2026)-Bagian1.pdf</w:t>
+        </w:r>
+      </w:hyperlink>
+    </w:p>
+    <w:p>
+      <w:pPr>
         <w:ind w:firstLine="288"/>
         <w:jc w:val="both"/>
-      </w:pPr>
-      <w:r>
-        <w:t xml:space="preserve">Isi </w:t>
-      </w:r>
-      <w:r>
-        <w:t>Terimakasih</w:t>
-      </w:r>
-    </w:p>
-    <w:p>
-      <w:pPr>
-        <w:pStyle w:val="Heading5"/>
-        <w:rPr>
-          <w:rFonts w:eastAsia="MS Mincho"/>
-        </w:rPr>
-      </w:pPr>
-      <w:r>
-        <w:rPr>
-          <w:rFonts w:eastAsia="MS Mincho"/>
-        </w:rPr>
-        <w:t>References</w:t>
-      </w:r>
-    </w:p>
-    <w:p>
-      <w:pPr>
-        <w:pStyle w:val="references"/>
-        <w:rPr>
-          <w:rFonts w:eastAsia="MS Mincho"/>
-        </w:rPr>
-      </w:pPr>
-      <w:r>
-        <w:rPr>
-          <w:rFonts w:eastAsia="MS Mincho"/>
-        </w:rPr>
-        <w:t xml:space="preserve">Munir, Rinaldi. 2024. “Kombinatorika (Bagian 1)”. </w:t>
-      </w:r>
-      <w:hyperlink r:id="rId11" w:history="1">
+        <w:rPr>
+          <w:lang w:val="sv-SE"/>
+        </w:rPr>
+      </w:pPr>
+      <w:r>
+        <w:rPr>
+          <w:lang w:val="sv-SE"/>
+        </w:rPr>
+        <w:t>Salah satu ide yang membedakan antara p</w:t>
+      </w:r>
+      <w:r>
+        <w:rPr>
+          <w:lang w:val="sv-SE"/>
+        </w:rPr>
+        <w:t xml:space="preserve">rogram dinamis dengan strategi-strategi yang lain adalah memoisasi. </w:t>
+      </w:r>
+      <w:r>
+        <w:rPr>
+          <w:lang w:val="sv-SE"/>
+        </w:rPr>
+        <w:t xml:space="preserve">Memoisasi adalah menyimpan solusi dari permasalahan untuk suatu tahap ke dalam tabel yang disimpan di dalam memori. </w:t>
+      </w:r>
+      <w:r>
+        <w:rPr>
+          <w:lang w:val="sv-SE"/>
+        </w:rPr>
+        <w:t>Penggunaan memoisasi ini lah yang membuat program dinamis bisa bekerja dengan waktu yang relatif cepat. Karena adanya memoisaasi, apabila solusi untuk tahap ke-</w:t>
+      </w:r>
+      <w:r>
+        <w:rPr>
+          <w:i/>
+          <w:iCs/>
+          <w:lang w:val="sv-SE"/>
+        </w:rPr>
+        <w:t>k</w:t>
+      </w:r>
+      <w:r>
+        <w:rPr>
+          <w:lang w:val="sv-SE"/>
+        </w:rPr>
+        <w:t xml:space="preserve"> sudah ditemukan, maka solusi tersebut disimpan ke dalam tabel sehingga ketika ingin digunakan kembali bisa langsung mengambil dari tabel tersebut.</w:t>
+      </w:r>
+    </w:p>
+    <w:p>
+      <w:pPr>
+        <w:pStyle w:val="Heading2"/>
+      </w:pPr>
+      <w:r>
+        <w:t>Persoalan Coin Change</w:t>
+      </w:r>
+    </w:p>
+    <w:p>
+      <w:pPr>
+        <w:ind w:firstLine="288"/>
+        <w:jc w:val="both"/>
+        <w:rPr>
+          <w:lang w:val="sv-SE"/>
+        </w:rPr>
+      </w:pPr>
+      <w:r>
+        <w:rPr>
+          <w:lang w:val="sv-SE"/>
+        </w:rPr>
+        <w:t>Ada banyak sekali contoh persoalan-</w:t>
+      </w:r>
+      <w:r>
+        <w:rPr>
+          <w:lang w:val="sv-SE"/>
+        </w:rPr>
+        <w:t xml:space="preserve">persoalan yang bisa diselesaikan menggunakan strategi program dinamis. Lebih lagi, program dinamis ini bisa dibilang salah satu strategi algoritma yang terbaik untuk menyelesaikan permasalahan optimasi. Program dinamis jauh lebih cepat dibandingkan </w:t>
+      </w:r>
+      <w:r>
+        <w:rPr>
+          <w:i/>
+          <w:iCs/>
+          <w:lang w:val="sv-SE"/>
+        </w:rPr>
+        <w:t>bruteforce</w:t>
+      </w:r>
+      <w:r>
+        <w:rPr>
+          <w:lang w:val="sv-SE"/>
+        </w:rPr>
+        <w:t xml:space="preserve"> karena tidak perlu mencacah satu per satu keseluruhan solusi. Ditambah, penggunaan memoisasi juga mempercepat pencarian solusi secara signifikan. Program dinamis juga menjamin </w:t>
+      </w:r>
+      <w:r>
+        <w:rPr>
+          <w:lang w:val="sv-SE"/>
+        </w:rPr>
+        <w:t xml:space="preserve">bahwa solusi yang didapatkan adalah benar-benar solusi yang paling optimal, berbeda dengan </w:t>
+      </w:r>
+      <w:r>
+        <w:rPr>
+          <w:i/>
+          <w:iCs/>
+          <w:lang w:val="sv-SE"/>
+        </w:rPr>
+        <w:t>greedy</w:t>
+      </w:r>
+      <w:r>
+        <w:rPr>
+          <w:lang w:val="sv-SE"/>
+        </w:rPr>
+        <w:t xml:space="preserve"> yang hanya bisa menjamin mendapatkan solusi yang </w:t>
+      </w:r>
+      <w:r>
+        <w:rPr>
+          <w:i/>
+          <w:iCs/>
+          <w:lang w:val="sv-SE"/>
+        </w:rPr>
+        <w:t>pseudo</w:t>
+      </w:r>
+      <w:r>
+        <w:rPr>
+          <w:lang w:val="sv-SE"/>
+        </w:rPr>
+        <w:t>-optimal.</w:t>
+      </w:r>
+    </w:p>
+    <w:p>
+      <w:pPr>
+        <w:ind w:firstLine="288"/>
+        <w:jc w:val="both"/>
+        <w:rPr>
+          <w:lang w:val="sv-SE"/>
+        </w:rPr>
+      </w:pPr>
+      <w:r>
+        <w:rPr>
+          <w:lang w:val="sv-SE"/>
+        </w:rPr>
+        <w:t>Salah satu contoh persoalan optimasi yang bisa diselesaikan de</w:t>
+      </w:r>
+      <w:r>
+        <w:rPr>
+          <w:lang w:val="sv-SE"/>
+        </w:rPr>
+        <w:t xml:space="preserve">ngan program dinamis adalah persoalan </w:t>
+      </w:r>
+      <w:r>
+        <w:rPr>
+          <w:i/>
+          <w:iCs/>
+          <w:lang w:val="sv-SE"/>
+        </w:rPr>
+        <w:t>coin change</w:t>
+      </w:r>
+      <w:r>
+        <w:rPr>
+          <w:lang w:val="sv-SE"/>
+        </w:rPr>
+        <w:t>, dalam bahasa Indonesia disebut persoalan penukaran uang. Persoalan penukaran uang berbunyi seperti ini : ”</w:t>
+      </w:r>
+      <w:r>
+        <w:rPr>
+          <w:lang w:val="sv-SE"/>
+        </w:rPr>
+        <w:t>Diberikan M jenis koin, masing-masing jenis bernilai a</w:t>
+      </w:r>
+      <w:r>
+        <w:rPr>
+          <w:vertAlign w:val="subscript"/>
+          <w:lang w:val="sv-SE"/>
+        </w:rPr>
+        <w:t>1</w:t>
+      </w:r>
+      <w:r>
+        <w:rPr>
+          <w:lang w:val="sv-SE"/>
+        </w:rPr>
+        <w:t>,a</w:t>
+      </w:r>
+      <w:r>
+        <w:rPr>
+          <w:vertAlign w:val="subscript"/>
+          <w:lang w:val="sv-SE"/>
+        </w:rPr>
+        <w:t>2</w:t>
+      </w:r>
+      <w:r>
+        <w:rPr>
+          <w:lang w:val="sv-SE"/>
+        </w:rPr>
+        <w:t>,...,a</w:t>
+      </w:r>
+      <w:r>
+        <w:rPr>
+          <w:vertAlign w:val="subscript"/>
+          <w:lang w:val="sv-SE"/>
+        </w:rPr>
+        <w:t>M</w:t>
+      </w:r>
+      <w:r>
+        <w:rPr>
+          <w:lang w:val="sv-SE"/>
+        </w:rPr>
+        <w:t xml:space="preserve"> rupiah. Asumsikan</w:t>
+      </w:r>
+      <w:r>
+        <w:rPr>
+          <w:lang w:val="sv-SE"/>
+        </w:rPr>
+        <w:t xml:space="preserve"> </w:t>
+      </w:r>
+      <w:r>
+        <w:rPr>
+          <w:lang w:val="sv-SE"/>
+        </w:rPr>
+        <w:t>banyaknya koin untuk setiap nominal yang ada tak terbatas. Tentukan banyaknya</w:t>
+      </w:r>
+      <w:r>
+        <w:rPr>
+          <w:lang w:val="sv-SE"/>
+        </w:rPr>
+        <w:t xml:space="preserve"> </w:t>
+      </w:r>
+      <w:r>
+        <w:rPr>
+          <w:lang w:val="sv-SE"/>
+        </w:rPr>
+        <w:t>koin paling sedikit untuk membayar tepat sebesar N rupiah!</w:t>
+      </w:r>
+      <w:r>
+        <w:rPr>
+          <w:lang w:val="sv-SE"/>
+        </w:rPr>
+        <w:t>”. Persoalan penukaran uang ini adalah persoalan opimasi minimasi karena tujuan yang ingin dicapai adalah mendapatkan jumlah koin tersedikit untuk membayarkan suatu nilai tertentu.</w:t>
+      </w:r>
+    </w:p>
+    <w:p>
+      <w:pPr>
+        <w:ind w:firstLine="288"/>
+        <w:jc w:val="both"/>
+        <w:rPr>
+          <w:lang w:val="sv-SE"/>
+        </w:rPr>
+      </w:pPr>
+      <w:r>
+        <w:rPr>
+          <w:lang w:val="sv-SE"/>
+        </w:rPr>
+        <w:t>Untuk menyelesai</w:t>
+      </w:r>
+      <w:r>
+        <w:rPr>
+          <w:lang w:val="sv-SE"/>
+        </w:rPr>
+        <w:t>k</w:t>
+      </w:r>
+      <w:r>
+        <w:rPr>
+          <w:lang w:val="sv-SE"/>
+        </w:rPr>
+        <w:t xml:space="preserve">an persoalan ini, </w:t>
+      </w:r>
+      <w:r>
+        <w:rPr>
+          <w:lang w:val="sv-SE"/>
+        </w:rPr>
+        <w:t xml:space="preserve">dapat digunakan dua jenis pendekatan penyelesaian program dinamis, yaitu </w:t>
+      </w:r>
+      <w:r>
+        <w:rPr>
+          <w:i/>
+          <w:iCs/>
+          <w:lang w:val="sv-SE"/>
+        </w:rPr>
+        <w:t>top</w:t>
+      </w:r>
+      <w:r>
+        <w:rPr>
+          <w:lang w:val="sv-SE"/>
+        </w:rPr>
+        <w:t>-</w:t>
+      </w:r>
+      <w:r>
+        <w:rPr>
+          <w:i/>
+          <w:iCs/>
+          <w:lang w:val="sv-SE"/>
+        </w:rPr>
+        <w:t>down</w:t>
+      </w:r>
+      <w:r>
+        <w:rPr>
+          <w:lang w:val="sv-SE"/>
+        </w:rPr>
+        <w:t xml:space="preserve"> dan </w:t>
+      </w:r>
+      <w:r>
+        <w:rPr>
+          <w:i/>
+          <w:iCs/>
+          <w:lang w:val="sv-SE"/>
+        </w:rPr>
+        <w:t>bottom</w:t>
+      </w:r>
+      <w:r>
+        <w:rPr>
+          <w:lang w:val="sv-SE"/>
+        </w:rPr>
+        <w:t>-</w:t>
+      </w:r>
+      <w:r>
+        <w:rPr>
+          <w:i/>
+          <w:iCs/>
+          <w:lang w:val="sv-SE"/>
+        </w:rPr>
+        <w:t>up</w:t>
+      </w:r>
+      <w:r>
+        <w:rPr>
+          <w:lang w:val="sv-SE"/>
+        </w:rPr>
+        <w:t xml:space="preserve">. </w:t>
+      </w:r>
+      <w:r>
+        <w:rPr>
+          <w:lang w:val="sv-SE"/>
+        </w:rPr>
+        <w:t xml:space="preserve">Pendekatan yang digunakan untuk penyelesaian </w:t>
+      </w:r>
+      <w:r>
+        <w:rPr>
+          <w:i/>
+          <w:iCs/>
+          <w:lang w:val="sv-SE"/>
+        </w:rPr>
+        <w:t>top</w:t>
+      </w:r>
+      <w:r>
+        <w:rPr>
+          <w:lang w:val="sv-SE"/>
+        </w:rPr>
+        <w:t>-</w:t>
+      </w:r>
+      <w:r>
+        <w:rPr>
+          <w:i/>
+          <w:iCs/>
+          <w:lang w:val="sv-SE"/>
+        </w:rPr>
+        <w:t>down</w:t>
+      </w:r>
+      <w:r>
+        <w:rPr>
+          <w:lang w:val="sv-SE"/>
+        </w:rPr>
+        <w:t xml:space="preserve"> adalah dengan rekursi dan menyimpan hasil yang sudah dikunjungi pada memo yang biasanya disimpan sebagai variabel global. Sedangkan penyelesaian </w:t>
+      </w:r>
+      <w:r>
+        <w:rPr>
+          <w:i/>
+          <w:iCs/>
+          <w:lang w:val="sv-SE"/>
+        </w:rPr>
+        <w:t>bottom</w:t>
+      </w:r>
+      <w:r>
+        <w:rPr>
+          <w:lang w:val="sv-SE"/>
+        </w:rPr>
+        <w:t>-</w:t>
+      </w:r>
+      <w:r>
+        <w:rPr>
+          <w:i/>
+          <w:iCs/>
+          <w:lang w:val="sv-SE"/>
+        </w:rPr>
+        <w:t>up</w:t>
+      </w:r>
+      <w:r>
+        <w:rPr>
+          <w:lang w:val="sv-SE"/>
+        </w:rPr>
+        <w:t xml:space="preserve"> biasanya menggunakan iterasi dengan menggunakan tabel dinamis yang di-</w:t>
+      </w:r>
+      <w:r>
+        <w:rPr>
+          <w:i/>
+          <w:iCs/>
+          <w:lang w:val="sv-SE"/>
+        </w:rPr>
+        <w:t>update</w:t>
+      </w:r>
+      <w:r>
+        <w:rPr>
+          <w:lang w:val="sv-SE"/>
+        </w:rPr>
+        <w:t xml:space="preserve"> terus-menerus hingga mendapatkan solusi yang dicari.</w:t>
+      </w:r>
+    </w:p>
+    <w:p>
+      <w:pPr>
+        <w:ind w:firstLine="288"/>
+        <w:jc w:val="both"/>
+        <w:rPr>
+          <w:lang w:val="sv-SE"/>
+        </w:rPr>
+      </w:pPr>
+      <w:r>
+        <w:rPr>
+          <w:lang w:val="sv-SE"/>
+        </w:rPr>
+        <w:t>Untuk suatu persoalan yang sama</w:t>
+      </w:r>
+      <w:r>
+        <w:rPr>
+          <w:lang w:val="sv-SE"/>
+        </w:rPr>
+        <w:t xml:space="preserve">, biasanya, baik pendekatan </w:t>
+      </w:r>
+      <w:r>
+        <w:rPr>
+          <w:i/>
+          <w:iCs/>
+          <w:lang w:val="sv-SE"/>
+        </w:rPr>
+        <w:t>top</w:t>
+      </w:r>
+      <w:r>
+        <w:rPr>
+          <w:i/>
+          <w:iCs/>
+          <w:lang w:val="sv-SE"/>
+        </w:rPr>
+        <w:t>-</w:t>
+      </w:r>
+      <w:r>
+        <w:rPr>
+          <w:i/>
+          <w:iCs/>
+          <w:lang w:val="sv-SE"/>
+        </w:rPr>
+        <w:t>down</w:t>
+      </w:r>
+      <w:r>
+        <w:rPr>
+          <w:lang w:val="sv-SE"/>
+        </w:rPr>
+        <w:t xml:space="preserve"> </w:t>
+      </w:r>
+      <w:r>
+        <w:rPr>
+          <w:lang w:val="sv-SE"/>
+        </w:rPr>
+        <w:t xml:space="preserve">maupun </w:t>
+      </w:r>
+      <w:r>
+        <w:rPr>
+          <w:i/>
+          <w:iCs/>
+          <w:lang w:val="sv-SE"/>
+        </w:rPr>
+        <w:t>bottom</w:t>
+      </w:r>
+      <w:r>
+        <w:rPr>
+          <w:lang w:val="sv-SE"/>
+        </w:rPr>
+        <w:t>-</w:t>
+      </w:r>
+      <w:r>
+        <w:rPr>
+          <w:i/>
+          <w:iCs/>
+          <w:lang w:val="sv-SE"/>
+        </w:rPr>
+        <w:t>up</w:t>
+      </w:r>
+      <w:r>
+        <w:rPr>
+          <w:lang w:val="sv-SE"/>
+        </w:rPr>
+        <w:t xml:space="preserve">, memiliki kesamaan di </w:t>
+      </w:r>
+      <w:r>
+        <w:rPr>
+          <w:i/>
+          <w:iCs/>
+          <w:lang w:val="sv-SE"/>
+        </w:rPr>
+        <w:t>basecase</w:t>
+      </w:r>
+      <w:r>
+        <w:rPr>
+          <w:lang w:val="sv-SE"/>
+        </w:rPr>
+        <w:t xml:space="preserve"> persoalan dan </w:t>
+      </w:r>
+      <w:r>
+        <w:rPr>
+          <w:lang w:val="sv-SE"/>
+        </w:rPr>
+        <w:t xml:space="preserve">fungsi solusi yang digunakan. Untuk permasalahan penukaran uang </w:t>
+      </w:r>
+      <w:r>
+        <w:rPr>
+          <w:i/>
+          <w:iCs/>
+          <w:lang w:val="sv-SE"/>
+        </w:rPr>
+        <w:t>basecase</w:t>
+      </w:r>
+      <w:r>
+        <w:rPr>
+          <w:lang w:val="sv-SE"/>
+        </w:rPr>
+        <w:t xml:space="preserve"> nya adalah nilai dari </w:t>
+      </w:r>
+      <w:r>
+        <w:rPr>
+          <w:i/>
+          <w:iCs/>
+          <w:lang w:val="sv-SE"/>
+        </w:rPr>
+        <w:t>f(0)</w:t>
+      </w:r>
+      <w:r>
+        <w:rPr>
+          <w:lang w:val="sv-SE"/>
+        </w:rPr>
+        <w:t xml:space="preserve"> sama dengan 0 karena untuk membayar uang sebesar 0 dibutuhkan 0 buah koin. Fungsi solusi </w:t>
+      </w:r>
+      <w:r>
+        <w:rPr>
+          <w:lang w:val="sv-SE"/>
+        </w:rPr>
+        <w:t>untuk permasalahan penukaran uang ditunjukkan pada gambar di bawah ini.</w:t>
+      </w:r>
+    </w:p>
+    <w:p>
+      <w:pPr>
+        <w:rPr>
+          <w:lang w:val="sv-SE"/>
+        </w:rPr>
+      </w:pPr>
+      <w:r>
+        <w:rPr>
+          <w:lang w:val="sv-SE"/>
+        </w:rPr>
+        <w:drawing>
+          <wp:inline distT="0" distB="0" distL="0" distR="0" wp14:anchorId="2F09F144" wp14:editId="194EA2BB">
+            <wp:extent cx="3200400" cy="1093470"/>
+            <wp:effectExtent l="0" t="0" r="0" b="0"/>
+            <wp:docPr id="888532851" name="Picture 1"/>
+            <wp:cNvGraphicFramePr>
+              <a:graphicFrameLocks xmlns:a="http://schemas.openxmlformats.org/drawingml/2006/main" noChangeAspect="1"/>
+            </wp:cNvGraphicFramePr>
+            <a:graphic xmlns:a="http://schemas.openxmlformats.org/drawingml/2006/main">
+              <a:graphicData uri="http://schemas.openxmlformats.org/drawingml/2006/picture">
+                <pic:pic xmlns:pic="http://schemas.openxmlformats.org/drawingml/2006/picture">
+                  <pic:nvPicPr>
+                    <pic:cNvPr id="888532851" name=""/>
+                    <pic:cNvPicPr/>
+                  </pic:nvPicPr>
+                  <pic:blipFill>
+                    <a:blip r:embed="rId15"/>
+                    <a:stretch>
+                      <a:fillRect/>
+                    </a:stretch>
+                  </pic:blipFill>
+                  <pic:spPr>
+                    <a:xfrm>
+                      <a:off x="0" y="0"/>
+                      <a:ext cx="3200400" cy="1093470"/>
+                    </a:xfrm>
+                    <a:prstGeom prst="rect">
+                      <a:avLst/>
+                    </a:prstGeom>
+                  </pic:spPr>
+                </pic:pic>
+              </a:graphicData>
+            </a:graphic>
+          </wp:inline>
+        </w:drawing>
+      </w:r>
+    </w:p>
+    <w:p>
+      <w:pPr>
+        <w:spacing w:after="120"/>
+        <w:rPr>
+          <w:lang w:val="sv-SE"/>
+        </w:rPr>
+      </w:pPr>
+      <w:r>
+        <w:rPr>
+          <w:lang w:val="sv-SE"/>
+        </w:rPr>
+        <w:t>Gambar 2.2. Fungsi Solusi Permasalahan Penukaran Uang</w:t>
+      </w:r>
+    </w:p>
+    <w:p>
+      <w:pPr>
+        <w:spacing w:after="120"/>
+        <w:rPr>
+          <w:lang w:val="en-ID"/>
+        </w:rPr>
+      </w:pPr>
+      <w:r>
+        <w:rPr>
+          <w:lang w:val="en-ID"/>
+        </w:rPr>
+        <w:t xml:space="preserve">Sumber : </w:t>
+      </w:r>
+      <w:hyperlink r:id="rId16" w:history="1">
         <w:r>
           <w:rPr>
             <w:rStyle w:val="Hyperlink"/>
             <w:rFonts w:eastAsia="MS Mincho"/>
           </w:rPr>
-          <w:t>https://informatika.stei.itb.ac.id/~rinaldi.munir/Matdis/2024-2025/18-Kombinatorika-Bagian1-2024.pdf</w:t>
+          <w:t>https://osn.toki.id/data/pemrograman-kompetitif-dasar.pdf</w:t>
         </w:r>
       </w:hyperlink>
+    </w:p>
+    <w:p>
+      <w:pPr>
+        <w:ind w:firstLine="288"/>
+        <w:jc w:val="both"/>
+        <w:rPr>
+          <w:lang w:val="sv-SE"/>
+        </w:rPr>
+      </w:pPr>
+      <w:r>
+        <w:rPr>
+          <w:lang w:val="sv-SE"/>
+        </w:rPr>
+        <w:lastRenderedPageBreak/>
+        <w:t xml:space="preserve">Pada pendekatak </w:t>
+      </w:r>
+      <w:r>
+        <w:rPr>
+          <w:i/>
+          <w:iCs/>
+          <w:lang w:val="sv-SE"/>
+        </w:rPr>
+        <w:t>top</w:t>
+      </w:r>
+      <w:r>
+        <w:rPr>
+          <w:lang w:val="sv-SE"/>
+        </w:rPr>
+        <w:t>-</w:t>
+      </w:r>
+      <w:r>
+        <w:rPr>
+          <w:i/>
+          <w:iCs/>
+          <w:lang w:val="sv-SE"/>
+        </w:rPr>
+        <w:t>down</w:t>
+      </w:r>
+      <w:r>
+        <w:rPr>
+          <w:lang w:val="sv-SE"/>
+        </w:rPr>
+        <w:t xml:space="preserve">, </w:t>
+      </w:r>
+      <w:r>
+        <w:rPr>
+          <w:lang w:val="sv-SE"/>
+        </w:rPr>
+        <w:t xml:space="preserve">pencarian solusi dimulai dari </w:t>
+      </w:r>
+      <w:r>
+        <w:rPr>
+          <w:lang w:val="sv-SE"/>
+        </w:rPr>
+        <w:t>pemanggilang fungsi untuk nilai yang dicari (</w:t>
+      </w:r>
+      <w:r>
+        <w:rPr>
+          <w:i/>
+          <w:iCs/>
+          <w:lang w:val="sv-SE"/>
+        </w:rPr>
+        <w:t>f(x)</w:t>
+      </w:r>
+      <w:r>
+        <w:rPr>
+          <w:lang w:val="sv-SE"/>
+        </w:rPr>
+        <w:t xml:space="preserve">). Kemudian, ketika fungsi tersebut membutuhkan fungsi-fungsi pada tahap sebelumnya yang belum diketahui hasilnya, maka fungsi-fungsi tahap sebelumnya tersebut diselesaiakan terlebih dahulu. Untuk penyelesaian </w:t>
+      </w:r>
+      <w:r>
+        <w:rPr>
+          <w:i/>
+          <w:iCs/>
+          <w:lang w:val="sv-SE"/>
+        </w:rPr>
+        <w:t>bottom</w:t>
+      </w:r>
+      <w:r>
+        <w:rPr>
+          <w:lang w:val="sv-SE"/>
+        </w:rPr>
+        <w:t>-</w:t>
+      </w:r>
+      <w:r>
+        <w:rPr>
+          <w:i/>
+          <w:iCs/>
+          <w:lang w:val="sv-SE"/>
+        </w:rPr>
+        <w:t>up</w:t>
+      </w:r>
+      <w:r>
+        <w:rPr>
+          <w:lang w:val="sv-SE"/>
+        </w:rPr>
+        <w:t xml:space="preserve">, pencarian solusi menggunakan iterasi dilakukan dari tahap satu hingga tahap </w:t>
+      </w:r>
+      <w:r>
+        <w:rPr>
+          <w:i/>
+          <w:iCs/>
+          <w:lang w:val="sv-SE"/>
+        </w:rPr>
+        <w:t>x</w:t>
+      </w:r>
+      <w:r>
+        <w:rPr>
+          <w:lang w:val="sv-SE"/>
+        </w:rPr>
+        <w:t xml:space="preserve"> (nilai yang ingin dicari solusinya) sehingga ketika suatu fungsi pada tahap </w:t>
+      </w:r>
+      <w:r>
+        <w:rPr>
+          <w:i/>
+          <w:iCs/>
+          <w:lang w:val="sv-SE"/>
+        </w:rPr>
+        <w:t>k</w:t>
+      </w:r>
+      <w:r>
+        <w:rPr>
+          <w:lang w:val="sv-SE"/>
+        </w:rPr>
+        <w:t xml:space="preserve"> membutuhkan informasi dari fungsi pada tahap sebelumnya, nilainya pasti sudah ada dan bisa langsung digunakan.</w:t>
+      </w:r>
+    </w:p>
+    <w:p>
+      <w:pPr>
+        <w:rPr>
+          <w:lang w:val="sv-SE"/>
+        </w:rPr>
+      </w:pPr>
+      <w:r>
+        <w:rPr>
+          <w:lang w:val="sv-SE"/>
+        </w:rPr>
+        <w:drawing>
+          <wp:inline distT="0" distB="0" distL="0" distR="0" wp14:anchorId="0B3E916E" wp14:editId="7CFE0C6B">
+            <wp:extent cx="3200400" cy="1617345"/>
+            <wp:effectExtent l="0" t="0" r="0" b="1905"/>
+            <wp:docPr id="1196697636" name="Picture 1"/>
+            <wp:cNvGraphicFramePr>
+              <a:graphicFrameLocks xmlns:a="http://schemas.openxmlformats.org/drawingml/2006/main" noChangeAspect="1"/>
+            </wp:cNvGraphicFramePr>
+            <a:graphic xmlns:a="http://schemas.openxmlformats.org/drawingml/2006/main">
+              <a:graphicData uri="http://schemas.openxmlformats.org/drawingml/2006/picture">
+                <pic:pic xmlns:pic="http://schemas.openxmlformats.org/drawingml/2006/picture">
+                  <pic:nvPicPr>
+                    <pic:cNvPr id="1196697636" name=""/>
+                    <pic:cNvPicPr/>
+                  </pic:nvPicPr>
+                  <pic:blipFill>
+                    <a:blip r:embed="rId17"/>
+                    <a:stretch>
+                      <a:fillRect/>
+                    </a:stretch>
+                  </pic:blipFill>
+                  <pic:spPr>
+                    <a:xfrm>
+                      <a:off x="0" y="0"/>
+                      <a:ext cx="3200400" cy="1617345"/>
+                    </a:xfrm>
+                    <a:prstGeom prst="rect">
+                      <a:avLst/>
+                    </a:prstGeom>
+                  </pic:spPr>
+                </pic:pic>
+              </a:graphicData>
+            </a:graphic>
+          </wp:inline>
+        </w:drawing>
+      </w:r>
+    </w:p>
+    <w:p>
+      <w:pPr>
+        <w:spacing w:after="120"/>
+        <w:rPr>
+          <w:lang w:val="sv-SE"/>
+        </w:rPr>
+      </w:pPr>
+      <w:r>
+        <w:rPr>
+          <w:lang w:val="sv-SE"/>
+        </w:rPr>
+        <w:t xml:space="preserve">Gambar 2.3. Ilustrasi Pohon Rekursi untuk Pendekatan </w:t>
+      </w:r>
+      <w:r>
+        <w:rPr>
+          <w:i/>
+          <w:iCs/>
+          <w:lang w:val="sv-SE"/>
+        </w:rPr>
+        <w:t>Top</w:t>
+      </w:r>
+      <w:r>
+        <w:rPr>
+          <w:lang w:val="sv-SE"/>
+        </w:rPr>
+        <w:t>-</w:t>
+      </w:r>
+      <w:r>
+        <w:rPr>
+          <w:i/>
+          <w:iCs/>
+          <w:lang w:val="sv-SE"/>
+        </w:rPr>
+        <w:t>Down</w:t>
+      </w:r>
+    </w:p>
+    <w:p>
+      <w:pPr>
+        <w:spacing w:after="120"/>
+        <w:rPr>
+          <w:lang w:val="en-ID"/>
+        </w:rPr>
+      </w:pPr>
+      <w:r>
+        <w:rPr>
+          <w:lang w:val="en-ID"/>
+        </w:rPr>
+        <w:t xml:space="preserve">Sumber : </w:t>
+      </w:r>
+      <w:hyperlink r:id="rId18" w:history="1">
+        <w:r>
+          <w:rPr>
+            <w:rStyle w:val="Hyperlink"/>
+            <w:rFonts w:eastAsia="MS Mincho"/>
+          </w:rPr>
+          <w:t>https://osn.toki.id/data/pemrograman-kompetitif-dasar.pdf</w:t>
+        </w:r>
+      </w:hyperlink>
+    </w:p>
+    <w:p>
+      <w:pPr>
+        <w:rPr>
+          <w:lang w:val="en-ID"/>
+        </w:rPr>
+      </w:pPr>
+      <w:r>
+        <w:rPr>
+          <w:lang w:val="en-ID"/>
+        </w:rPr>
+        <w:drawing>
+          <wp:inline distT="0" distB="0" distL="0" distR="0" wp14:anchorId="234176EC" wp14:editId="5CF46D72">
+            <wp:extent cx="3200400" cy="1466215"/>
+            <wp:effectExtent l="0" t="0" r="0" b="635"/>
+            <wp:docPr id="1054898822" name="Picture 1"/>
+            <wp:cNvGraphicFramePr>
+              <a:graphicFrameLocks xmlns:a="http://schemas.openxmlformats.org/drawingml/2006/main" noChangeAspect="1"/>
+            </wp:cNvGraphicFramePr>
+            <a:graphic xmlns:a="http://schemas.openxmlformats.org/drawingml/2006/main">
+              <a:graphicData uri="http://schemas.openxmlformats.org/drawingml/2006/picture">
+                <pic:pic xmlns:pic="http://schemas.openxmlformats.org/drawingml/2006/picture">
+                  <pic:nvPicPr>
+                    <pic:cNvPr id="1054898822" name=""/>
+                    <pic:cNvPicPr/>
+                  </pic:nvPicPr>
+                  <pic:blipFill>
+                    <a:blip r:embed="rId19"/>
+                    <a:stretch>
+                      <a:fillRect/>
+                    </a:stretch>
+                  </pic:blipFill>
+                  <pic:spPr>
+                    <a:xfrm>
+                      <a:off x="0" y="0"/>
+                      <a:ext cx="3200400" cy="1466215"/>
+                    </a:xfrm>
+                    <a:prstGeom prst="rect">
+                      <a:avLst/>
+                    </a:prstGeom>
+                  </pic:spPr>
+                </pic:pic>
+              </a:graphicData>
+            </a:graphic>
+          </wp:inline>
+        </w:drawing>
+      </w:r>
+    </w:p>
+    <w:p>
+      <w:pPr>
+        <w:spacing w:after="120"/>
+        <w:rPr>
+          <w:i/>
+          <w:iCs/>
+          <w:lang w:val="sv-SE"/>
+        </w:rPr>
+      </w:pPr>
+      <w:r>
+        <w:rPr>
+          <w:lang w:val="sv-SE"/>
+        </w:rPr>
+        <w:t>Gambar 2.4. Ilustrasi Pengisian Tabel untu</w:t>
+      </w:r>
+      <w:r>
+        <w:rPr>
+          <w:lang w:val="sv-SE"/>
+        </w:rPr>
+        <w:t xml:space="preserve">k Pendekatak </w:t>
+      </w:r>
+      <w:r>
+        <w:rPr>
+          <w:i/>
+          <w:iCs/>
+          <w:lang w:val="sv-SE"/>
+        </w:rPr>
+        <w:t>Bottom</w:t>
+      </w:r>
+      <w:r>
+        <w:rPr>
+          <w:lang w:val="sv-SE"/>
+        </w:rPr>
+        <w:t>-</w:t>
+      </w:r>
+      <w:r>
+        <w:rPr>
+          <w:i/>
+          <w:iCs/>
+          <w:lang w:val="sv-SE"/>
+        </w:rPr>
+        <w:t>Up</w:t>
+      </w:r>
+    </w:p>
+    <w:p>
+      <w:pPr>
+        <w:spacing w:after="120"/>
+        <w:rPr>
+          <w:lang w:val="en-ID"/>
+        </w:rPr>
+      </w:pPr>
+      <w:r>
+        <w:rPr>
+          <w:lang w:val="en-ID"/>
+        </w:rPr>
+        <w:t xml:space="preserve">Sumber : </w:t>
+      </w:r>
+      <w:hyperlink r:id="rId20" w:history="1">
+        <w:r>
+          <w:rPr>
+            <w:rStyle w:val="Hyperlink"/>
+            <w:rFonts w:eastAsia="MS Mincho"/>
+          </w:rPr>
+          <w:t>https://osn.toki.id/data/pemrograman-kompetitif-dasar.pdf</w:t>
+        </w:r>
+      </w:hyperlink>
+    </w:p>
+    <w:p>
+      <w:pPr>
+        <w:ind w:firstLine="288"/>
+        <w:jc w:val="both"/>
+        <w:rPr>
+          <w:lang w:val="sv-SE"/>
+        </w:rPr>
+      </w:pPr>
+      <w:r>
+        <w:rPr>
+          <w:lang w:val="en-ID"/>
+        </w:rPr>
+        <w:t xml:space="preserve">Pada makalah ini, permasalahan yang ingin diselesaikan adalah </w:t>
+      </w:r>
+      <w:r>
+        <w:rPr>
+          <w:lang w:val="en-ID"/>
+        </w:rPr>
+        <w:t>mencari jumlah langkah minimal, urutan dadu, serta urutan petak yang dikunjungi untuk mencapai petak akhir dari suatu petak tertentu</w:t>
+      </w:r>
+      <w:r>
+        <w:rPr>
+          <w:lang w:val="en-ID"/>
+        </w:rPr>
+        <w:t xml:space="preserve">. </w:t>
+      </w:r>
+      <w:r>
+        <w:rPr>
+          <w:lang w:val="sv-SE"/>
+        </w:rPr>
+        <w:t xml:space="preserve">Persoalan ini mirip dengan persoalan penukaran uang di atas. </w:t>
+      </w:r>
+      <w:r>
+        <w:rPr>
+          <w:lang w:val="sv-SE"/>
+        </w:rPr>
+        <w:t>Nilai hasil lemparan dadu dari 1—6 bisa diibaratka</w:t>
+      </w:r>
+      <w:r>
+        <w:rPr>
+          <w:lang w:val="sv-SE"/>
+        </w:rPr>
+        <w:t>n sebagai k</w:t>
+      </w:r>
+      <w:r>
+        <w:rPr>
+          <w:lang w:val="sv-SE"/>
+        </w:rPr>
+        <w:t>oin-koin yang bernilai a</w:t>
+      </w:r>
+      <w:r>
+        <w:rPr>
+          <w:vertAlign w:val="subscript"/>
+          <w:lang w:val="sv-SE"/>
+        </w:rPr>
+        <w:t>1</w:t>
+      </w:r>
+      <w:r>
+        <w:rPr>
+          <w:lang w:val="sv-SE"/>
+        </w:rPr>
+        <w:t>...a</w:t>
+      </w:r>
+      <w:r>
+        <w:rPr>
+          <w:vertAlign w:val="subscript"/>
+          <w:lang w:val="sv-SE"/>
+        </w:rPr>
+        <w:t>M</w:t>
+      </w:r>
+      <w:r>
+        <w:rPr>
+          <w:lang w:val="sv-SE"/>
+        </w:rPr>
+        <w:t xml:space="preserve"> rupiah</w:t>
+      </w:r>
+      <w:r>
+        <w:rPr>
+          <w:lang w:val="sv-SE"/>
+        </w:rPr>
+        <w:t xml:space="preserve"> dan jarak awal dari petak yang dicari ke petak akhir bisa diibaratkan sebagai jumlah uang yang ingin dibayarkan. Perbedaannya dari persoalan penukaran uang di atas adalah adanya rintangan berupa </w:t>
+      </w:r>
+      <w:r>
+        <w:rPr>
+          <w:i/>
+          <w:iCs/>
+          <w:lang w:val="sv-SE"/>
+        </w:rPr>
+        <w:t>ular</w:t>
+      </w:r>
+      <w:r>
+        <w:rPr>
+          <w:lang w:val="sv-SE"/>
+        </w:rPr>
+        <w:t xml:space="preserve"> dan </w:t>
+      </w:r>
+      <w:r>
+        <w:rPr>
+          <w:i/>
+          <w:iCs/>
+          <w:lang w:val="sv-SE"/>
+        </w:rPr>
+        <w:t>tangga</w:t>
+      </w:r>
+      <w:r>
+        <w:rPr>
+          <w:lang w:val="sv-SE"/>
+        </w:rPr>
+        <w:t xml:space="preserve"> yang dapat menyebabkan perpindahan posisi pion pemain dengan instan. </w:t>
+      </w:r>
+    </w:p>
+    <w:p>
+      <w:pPr>
+        <w:pStyle w:val="Heading1"/>
+      </w:pPr>
+      <w:r>
+        <w:t>Implementasi dan Pengujuan</w:t>
+      </w:r>
+    </w:p>
+    <w:p>
+      <w:pPr>
+        <w:spacing w:after="60"/>
+        <w:ind w:firstLine="288"/>
+        <w:jc w:val="both"/>
+        <w:rPr>
+          <w:lang w:val="sv-SE"/>
+        </w:rPr>
+      </w:pPr>
+      <w:r>
+        <w:rPr>
+          <w:lang w:val="sv-SE"/>
+        </w:rPr>
+        <w:t xml:space="preserve">Untuk implementasi, </w:t>
+      </w:r>
+      <w:r>
+        <w:rPr>
+          <w:lang w:val="sv-SE"/>
+        </w:rPr>
+        <w:t xml:space="preserve">saya </w:t>
+      </w:r>
+      <w:r>
+        <w:rPr>
+          <w:lang w:val="sv-SE"/>
+        </w:rPr>
+        <w:t>menggunakan b</w:t>
+      </w:r>
+      <w:r>
+        <w:rPr>
+          <w:lang w:val="sv-SE"/>
+        </w:rPr>
+        <w:t xml:space="preserve">ahasa c++ untuk menyelesaikan persoalan tersebut. </w:t>
+      </w:r>
+      <w:r>
+        <w:rPr>
+          <w:lang w:val="sv-SE"/>
+        </w:rPr>
+        <w:t xml:space="preserve">Saya membagi program </w:t>
+      </w:r>
+      <w:r>
+        <w:rPr>
+          <w:lang w:val="sv-SE"/>
+        </w:rPr>
+        <w:t>menjadi 4 buah file, yakni main (.cpp), io (.hpp/.cpp), solver (.hpp/.cpp), dan ConfigException (.hpp</w:t>
+      </w:r>
+      <w:r>
+        <w:rPr>
+          <w:lang w:val="sv-SE"/>
+        </w:rPr>
+        <w:t>).</w:t>
+      </w:r>
+    </w:p>
+    <w:p>
+      <w:pPr>
+        <w:spacing w:after="60"/>
+        <w:ind w:firstLine="288"/>
+        <w:jc w:val="both"/>
+        <w:rPr>
+          <w:lang w:val="sv-SE"/>
+        </w:rPr>
+      </w:pPr>
+      <w:r>
+        <w:rPr>
+          <w:lang w:val="sv-SE"/>
+        </w:rPr>
+        <w:t xml:space="preserve">File ConfigException </w:t>
+      </w:r>
+      <w:r>
+        <w:rPr>
+          <w:lang w:val="sv-SE"/>
+        </w:rPr>
+        <w:t>berisi deklarasi kelas ConfigException yang digunakan untuk error apabila konfigurasi yang dimasukkan pengguna ada</w:t>
+      </w:r>
+      <w:r>
+        <w:rPr>
+          <w:lang w:val="sv-SE"/>
+        </w:rPr>
+        <w:t xml:space="preserve"> yang salah.</w:t>
+      </w:r>
+    </w:p>
+    <w:p>
+      <w:pPr>
+        <w:spacing w:after="60"/>
+        <w:ind w:firstLine="288"/>
+        <w:jc w:val="both"/>
+        <w:rPr>
+          <w:lang w:val="sv-SE"/>
+        </w:rPr>
+      </w:pPr>
+      <w:r>
+        <w:rPr>
+          <w:lang w:val="sv-SE"/>
+        </w:rPr>
+        <w:t xml:space="preserve">File io digunakan untuk menerima input </w:t>
+      </w:r>
+      <w:r>
+        <w:rPr>
+          <w:lang w:val="sv-SE"/>
+        </w:rPr>
+        <w:t>konfigurasi</w:t>
+      </w:r>
+      <w:r>
+        <w:rPr>
+          <w:lang w:val="sv-SE"/>
+        </w:rPr>
+        <w:t>, kemudian memastikan file</w:t>
+      </w:r>
+      <w:r>
+        <w:rPr>
+          <w:lang w:val="sv-SE"/>
+        </w:rPr>
+        <w:t xml:space="preserve"> konfigurasi tersebut sesuai dengan format. Apabila konfigurasi yang diberikan oleh pengguna tidak sesuai, program akan men-</w:t>
+      </w:r>
+      <w:r>
+        <w:rPr>
+          <w:i/>
+          <w:iCs/>
+          <w:lang w:val="sv-SE"/>
+        </w:rPr>
+        <w:t>throw</w:t>
+      </w:r>
+      <w:r>
+        <w:rPr>
+          <w:lang w:val="sv-SE"/>
+        </w:rPr>
+        <w:t xml:space="preserve"> </w:t>
+      </w:r>
+      <w:r>
+        <w:rPr>
+          <w:lang w:val="sv-SE"/>
+        </w:rPr>
+        <w:t xml:space="preserve">ConfigException </w:t>
+      </w:r>
+      <w:r>
+        <w:rPr>
+          <w:lang w:val="sv-SE"/>
+        </w:rPr>
+        <w:t>dan akan meminta pengguna untuk memasukan konfigurasi lain yang sesuai. Apabila konfigurasinya sudah sesuai, maka program akan menyimpan data-data dari konfigurasi ke dalam memori program. Kegunaan lain dari file ini adalah untuk menampilkan hasil program ke layar terminal.</w:t>
+      </w:r>
+    </w:p>
+    <w:p>
+      <w:pPr>
+        <w:spacing w:after="60"/>
+        <w:ind w:firstLine="288"/>
+        <w:jc w:val="both"/>
+        <w:rPr>
+          <w:lang w:val="sv-SE"/>
+        </w:rPr>
+      </w:pPr>
+      <w:r>
+        <w:rPr>
+          <w:lang w:val="sv-SE"/>
+        </w:rPr>
+        <w:t>File solver adalah file utama yang men</w:t>
+      </w:r>
+      <w:r>
+        <w:rPr>
+          <w:lang w:val="sv-SE"/>
+        </w:rPr>
+        <w:t xml:space="preserve">gimplementasikan strategi program dinamis untuk menyelesaikan persoalan makalah ini. Terdapat dua fungsi utama, yakni solve() dan startSolve(). Fungsi solve() adalah fungsi rekursif untuk mencari langkah terbaik untuk setiap petak. Fungsi startSolve() adalah </w:t>
+      </w:r>
+      <w:r>
+        <w:rPr>
+          <w:i/>
+          <w:iCs/>
+          <w:lang w:val="sv-SE"/>
+        </w:rPr>
+        <w:t>entrypoint</w:t>
+      </w:r>
+      <w:r>
+        <w:rPr>
+          <w:lang w:val="sv-SE"/>
+        </w:rPr>
+        <w:t xml:space="preserve"> untuk menjalankan fungsi solve() pada setiap petak.</w:t>
+      </w:r>
+    </w:p>
+    <w:p>
+      <w:pPr>
+        <w:spacing w:after="60"/>
+        <w:ind w:firstLine="288"/>
+        <w:jc w:val="both"/>
+        <w:rPr>
+          <w:lang w:val="sv-SE"/>
+        </w:rPr>
+      </w:pPr>
+      <w:r>
+        <w:rPr>
+          <w:lang w:val="sv-SE"/>
+        </w:rPr>
+        <w:t xml:space="preserve">Terakhir, file main adalah file yang menjadi </w:t>
+      </w:r>
+      <w:r>
+        <w:rPr>
+          <w:i/>
+          <w:iCs/>
+          <w:lang w:val="sv-SE"/>
+        </w:rPr>
+        <w:t>entrypoint</w:t>
+      </w:r>
+      <w:r>
+        <w:rPr>
+          <w:lang w:val="sv-SE"/>
+        </w:rPr>
+        <w:t xml:space="preserve"> utama untuk keseluruhan program. Program dimulai dari pengguna</w:t>
+      </w:r>
+      <w:r>
+        <w:rPr>
+          <w:lang w:val="sv-SE"/>
+        </w:rPr>
+        <w:t>an fungsi readAndVerifyFile() dari file io untuk menerima masukan konfigurasi dari pengguna. Selanjutnya program memanggil startSolve() untuk mengomputasi hasil dari setiap petak. Terakhir, program kembali memanggil fungsi dari file io, yakni printPapan() dan tampilkanPanel() untuk menampilkan rangkuman penyelesaian program dan menampilkan CLI interaktif untuk bisa digunakan oleh pengguna.</w:t>
+      </w:r>
+    </w:p>
+    <w:p>
+      <w:pPr>
+        <w:spacing w:after="60"/>
+        <w:ind w:firstLine="288"/>
+        <w:jc w:val="both"/>
+        <w:rPr>
+          <w:lang w:val="sv-SE"/>
+        </w:rPr>
+      </w:pPr>
+      <w:r>
+        <w:rPr>
+          <w:lang w:val="sv-SE"/>
+        </w:rPr>
+        <w:t xml:space="preserve">Dari keempat file tersebut, </w:t>
+      </w:r>
+      <w:r>
+        <w:rPr>
+          <w:lang w:val="sv-SE"/>
+        </w:rPr>
+        <w:t>berikut adalah beberapa komponen utama dalam program ini.</w:t>
+      </w:r>
+    </w:p>
+    <w:p>
+      <w:pPr>
+        <w:pStyle w:val="Heading2"/>
+        <w:rPr>
+          <w:lang w:val="sv-SE"/>
+        </w:rPr>
+      </w:pPr>
+      <w:r>
+        <w:rPr>
+          <w:lang w:val="sv-SE"/>
+        </w:rPr>
+        <w:t>Kelas ConfigException</w:t>
+      </w:r>
+    </w:p>
+    <w:p>
+      <w:pPr>
+        <w:ind w:firstLine="288"/>
+        <w:jc w:val="both"/>
+        <w:rPr>
+          <w:lang w:val="sv-SE"/>
+        </w:rPr>
+      </w:pPr>
+      <w:r>
+        <w:rPr>
+          <w:lang w:val="en-ID"/>
+        </w:rPr>
+        <w:t>Kelas ConfigException ini didefinisikan p</w:t>
+      </w:r>
+      <w:r>
+        <w:rPr>
+          <w:lang w:val="en-ID"/>
+        </w:rPr>
+        <w:t xml:space="preserve">ada file ConfigException. </w:t>
+      </w:r>
+      <w:r>
+        <w:rPr>
+          <w:lang w:val="en-ID"/>
+        </w:rPr>
+        <w:t>Kelas ini adalah turunan dari kelas exception di c++ dan bertanggungjawab untuk menerima error konfigurasi dari fungsi readAndVerifyFile() pada file io</w:t>
+      </w:r>
+      <w:r>
+        <w:rPr>
+          <w:lang w:val="en-ID"/>
+        </w:rPr>
+        <w:t xml:space="preserve">. </w:t>
+      </w:r>
+      <w:r>
+        <w:rPr>
+          <w:lang w:val="sv-SE"/>
+        </w:rPr>
+        <w:t>Konstruktor kelas ini menerima pesan error dan baris terjadinya e</w:t>
+      </w:r>
+      <w:r>
+        <w:rPr>
+          <w:lang w:val="sv-SE"/>
+        </w:rPr>
+        <w:t>rror tersebut.</w:t>
+      </w:r>
+    </w:p>
+    <w:p>
+      <w:pPr>
+        <w:jc w:val="both"/>
+        <w:rPr>
+          <w:lang w:val="sv-SE"/>
+        </w:rPr>
+      </w:pPr>
+      <w:r>
+        <w:rPr>
+          <w:lang w:val="sv-SE"/>
+        </w:rPr>
+        <w:drawing>
+          <wp:inline distT="0" distB="0" distL="0" distR="0" wp14:anchorId="4FBD1094" wp14:editId="4FD602AF">
+            <wp:extent cx="3200400" cy="945515"/>
+            <wp:effectExtent l="0" t="0" r="0" b="6985"/>
+            <wp:docPr id="1493858306" name="Picture 1"/>
+            <wp:cNvGraphicFramePr>
+              <a:graphicFrameLocks xmlns:a="http://schemas.openxmlformats.org/drawingml/2006/main" noChangeAspect="1"/>
+            </wp:cNvGraphicFramePr>
+            <a:graphic xmlns:a="http://schemas.openxmlformats.org/drawingml/2006/main">
+              <a:graphicData uri="http://schemas.openxmlformats.org/drawingml/2006/picture">
+                <pic:pic xmlns:pic="http://schemas.openxmlformats.org/drawingml/2006/picture">
+                  <pic:nvPicPr>
+                    <pic:cNvPr id="1493858306" name=""/>
+                    <pic:cNvPicPr/>
+                  </pic:nvPicPr>
+                  <pic:blipFill>
+                    <a:blip r:embed="rId21"/>
+                    <a:stretch>
+                      <a:fillRect/>
+                    </a:stretch>
+                  </pic:blipFill>
+                  <pic:spPr>
+                    <a:xfrm>
+                      <a:off x="0" y="0"/>
+                      <a:ext cx="3200400" cy="945515"/>
+                    </a:xfrm>
+                    <a:prstGeom prst="rect">
+                      <a:avLst/>
+                    </a:prstGeom>
+                  </pic:spPr>
+                </pic:pic>
+              </a:graphicData>
+            </a:graphic>
+          </wp:inline>
+        </w:drawing>
+      </w:r>
+    </w:p>
+    <w:p>
+      <w:pPr>
+        <w:spacing w:after="120"/>
+        <w:rPr>
+          <w:lang w:val="sv-SE"/>
+        </w:rPr>
+      </w:pPr>
+      <w:r>
+        <w:rPr>
+          <w:lang w:val="sv-SE"/>
+        </w:rPr>
+        <w:t xml:space="preserve">Gambar 3.1. </w:t>
+      </w:r>
+      <w:r>
+        <w:rPr>
+          <w:lang w:val="sv-SE"/>
+        </w:rPr>
+        <w:t>Definisi Kelas ConfigException</w:t>
+      </w:r>
+    </w:p>
+    <w:p>
+      <w:pPr>
+        <w:pStyle w:val="Heading2"/>
+        <w:rPr>
+          <w:lang w:val="sv-SE"/>
+        </w:rPr>
+      </w:pPr>
+      <w:r>
+        <w:rPr>
+          <w:lang w:val="sv-SE"/>
+        </w:rPr>
+        <w:t>Kelas PetakInfo</w:t>
+      </w:r>
+    </w:p>
+    <w:p>
+      <w:pPr>
+        <w:ind w:firstLine="288"/>
+        <w:jc w:val="both"/>
+        <w:rPr>
+          <w:lang w:val="sv-SE"/>
+        </w:rPr>
+      </w:pPr>
+      <w:r>
+        <w:rPr>
+          <w:lang w:val="sv-SE"/>
+        </w:rPr>
+        <w:t xml:space="preserve">Karena pada makalah ini, ada tiga persoalan yang ingin diselesaikan, yakni pencarian jumlah langkah minimal, urutan dadu hingga ke petak akhir, serta urutan petak yang dikunjungi, maka ketiga informasi tersebut dienkapsulasi dalam satu kelas PetakInfo. </w:t>
+      </w:r>
+    </w:p>
+    <w:p>
+      <w:pPr>
+        <w:rPr>
+          <w:lang w:val="sv-SE"/>
+        </w:rPr>
+      </w:pPr>
+      <w:r>
+        <w:rPr>
+          <w:lang w:val="sv-SE"/>
+        </w:rPr>
+        <w:lastRenderedPageBreak/>
+        <w:drawing>
+          <wp:inline distT="0" distB="0" distL="0" distR="0" wp14:anchorId="62E9B712" wp14:editId="4D7599B0">
+            <wp:extent cx="3200400" cy="1678940"/>
+            <wp:effectExtent l="0" t="0" r="0" b="0"/>
+            <wp:docPr id="1640396618" name="Picture 1"/>
+            <wp:cNvGraphicFramePr>
+              <a:graphicFrameLocks xmlns:a="http://schemas.openxmlformats.org/drawingml/2006/main" noChangeAspect="1"/>
+            </wp:cNvGraphicFramePr>
+            <a:graphic xmlns:a="http://schemas.openxmlformats.org/drawingml/2006/main">
+              <a:graphicData uri="http://schemas.openxmlformats.org/drawingml/2006/picture">
+                <pic:pic xmlns:pic="http://schemas.openxmlformats.org/drawingml/2006/picture">
+                  <pic:nvPicPr>
+                    <pic:cNvPr id="1640396618" name=""/>
+                    <pic:cNvPicPr/>
+                  </pic:nvPicPr>
+                  <pic:blipFill>
+                    <a:blip r:embed="rId22"/>
+                    <a:stretch>
+                      <a:fillRect/>
+                    </a:stretch>
+                  </pic:blipFill>
+                  <pic:spPr>
+                    <a:xfrm>
+                      <a:off x="0" y="0"/>
+                      <a:ext cx="3200400" cy="1678940"/>
+                    </a:xfrm>
+                    <a:prstGeom prst="rect">
+                      <a:avLst/>
+                    </a:prstGeom>
+                  </pic:spPr>
+                </pic:pic>
+              </a:graphicData>
+            </a:graphic>
+          </wp:inline>
+        </w:drawing>
+      </w:r>
+    </w:p>
+    <w:p>
+      <w:pPr>
+        <w:spacing w:after="120"/>
+        <w:rPr>
+          <w:lang w:val="en-ID"/>
+        </w:rPr>
+      </w:pPr>
+      <w:r>
+        <w:rPr>
+          <w:lang w:val="sv-SE"/>
+        </w:rPr>
+        <w:t xml:space="preserve">Gambar 3.2. </w:t>
+      </w:r>
+      <w:r>
+        <w:rPr>
+          <w:lang w:val="en-ID"/>
+        </w:rPr>
+        <w:t>Definisi Kelas PetakInfo</w:t>
+      </w:r>
+    </w:p>
+    <w:p>
+      <w:pPr>
+        <w:ind w:firstLine="288"/>
+        <w:jc w:val="both"/>
+        <w:rPr>
+          <w:lang w:val="sv-SE"/>
+        </w:rPr>
+      </w:pPr>
+      <w:r>
+        <w:rPr>
+          <w:lang w:val="en-ID"/>
+        </w:rPr>
+        <w:t>Variabel global, array PetakInfo, p</w:t>
+      </w:r>
+      <w:r>
+        <w:rPr>
+          <w:lang w:val="en-ID"/>
+        </w:rPr>
+        <w:t xml:space="preserve">etak masing-masing menyimpan informasi pada petak tersebut di papan permainan ular tangga. </w:t>
+      </w:r>
+      <w:r>
+        <w:rPr>
+          <w:lang w:val="sv-SE"/>
+        </w:rPr>
+        <w:t>Array petak inilah yang akan diolah pada fungsi di f</w:t>
+      </w:r>
+      <w:r>
+        <w:rPr>
+          <w:lang w:val="sv-SE"/>
+        </w:rPr>
+        <w:t>ile solver nantinya.</w:t>
+      </w:r>
+    </w:p>
+    <w:p>
+      <w:pPr>
+        <w:pStyle w:val="Heading2"/>
+        <w:rPr>
+          <w:lang w:val="sv-SE"/>
+        </w:rPr>
+      </w:pPr>
+      <w:r>
+        <w:rPr>
+          <w:lang w:val="sv-SE"/>
+        </w:rPr>
+        <w:t>Konfigurasi Permainan Ular Tangga</w:t>
+      </w:r>
+    </w:p>
+    <w:p>
+      <w:pPr>
+        <w:ind w:firstLine="288"/>
+        <w:jc w:val="both"/>
+        <w:rPr>
+          <w:lang w:val="sv-SE"/>
+        </w:rPr>
+      </w:pPr>
+      <w:r>
+        <w:rPr>
+          <w:lang w:val="sv-SE"/>
+        </w:rPr>
+        <w:t>Untuk memudahkan program, format konfigurasi untuk papan ular tangga dibuat sesederhana mungkin. Informasi yang dimuat dalam konfigurasi antara lain ukuran panjang dan lebar papan, jumlah tangga dan petak-petak asal dan tujuan dari tiap tangga, serta jumlah ular dan petak-petak asal dan tujuan dari tiap ular.</w:t>
+      </w:r>
+    </w:p>
+    <w:p>
+      <w:pPr>
+        <w:rPr>
+          <w:lang w:val="sv-SE"/>
+        </w:rPr>
+      </w:pPr>
+      <w:r>
+        <w:rPr>
+          <w:lang w:val="sv-SE"/>
+        </w:rPr>
+        <w:drawing>
+          <wp:inline distT="0" distB="0" distL="0" distR="0" wp14:anchorId="1B3361E7" wp14:editId="1D3FA254">
+            <wp:extent cx="1485911" cy="3314724"/>
+            <wp:effectExtent l="0" t="0" r="0" b="0"/>
+            <wp:docPr id="347477710" name="Picture 1"/>
+            <wp:cNvGraphicFramePr>
+              <a:graphicFrameLocks xmlns:a="http://schemas.openxmlformats.org/drawingml/2006/main" noChangeAspect="1"/>
+            </wp:cNvGraphicFramePr>
+            <a:graphic xmlns:a="http://schemas.openxmlformats.org/drawingml/2006/main">
+              <a:graphicData uri="http://schemas.openxmlformats.org/drawingml/2006/picture">
+                <pic:pic xmlns:pic="http://schemas.openxmlformats.org/drawingml/2006/picture">
+                  <pic:nvPicPr>
+                    <pic:cNvPr id="347477710" name=""/>
+                    <pic:cNvPicPr/>
+                  </pic:nvPicPr>
+                  <pic:blipFill>
+                    <a:blip r:embed="rId23"/>
+                    <a:stretch>
+                      <a:fillRect/>
+                    </a:stretch>
+                  </pic:blipFill>
+                  <pic:spPr>
+                    <a:xfrm>
+                      <a:off x="0" y="0"/>
+                      <a:ext cx="1485911" cy="3314724"/>
+                    </a:xfrm>
+                    <a:prstGeom prst="rect">
+                      <a:avLst/>
+                    </a:prstGeom>
+                  </pic:spPr>
+                </pic:pic>
+              </a:graphicData>
+            </a:graphic>
+          </wp:inline>
+        </w:drawing>
+      </w:r>
+    </w:p>
+    <w:p>
+      <w:pPr>
+        <w:spacing w:after="120"/>
+        <w:rPr>
+          <w:lang w:val="sv-SE"/>
+        </w:rPr>
+      </w:pPr>
+      <w:r>
+        <w:rPr>
+          <w:lang w:val="sv-SE"/>
+        </w:rPr>
+        <w:t>Gambar 3.3. Contoh Konfigurasi Papan Ular Tangga</w:t>
+      </w:r>
+    </w:p>
+    <w:p>
+      <w:pPr>
+        <w:ind w:firstLine="288"/>
+        <w:jc w:val="both"/>
+        <w:rPr>
+          <w:lang w:val="sv-SE"/>
+        </w:rPr>
+      </w:pPr>
+      <w:r>
+        <w:rPr>
+          <w:lang w:val="sv-SE"/>
+        </w:rPr>
+        <w:t xml:space="preserve">Baris pertama pada contoh konfigurasi tersebut menunjukkan ukuran tinggi dan lebar dari papan permainan. Baris selanjutnya menunjukkan jumlah tangga yang ada pada papan disimpan pada variabel </w:t>
+      </w:r>
+      <w:r>
+        <w:rPr>
+          <w:i/>
+          <w:iCs/>
+          <w:lang w:val="sv-SE"/>
+        </w:rPr>
+        <w:t>tanggaCount</w:t>
+      </w:r>
+      <w:r>
+        <w:rPr>
+          <w:lang w:val="sv-SE"/>
+        </w:rPr>
+        <w:t xml:space="preserve">. Kemudian, sebanyak </w:t>
+      </w:r>
+      <w:r>
+        <w:rPr>
+          <w:i/>
+          <w:iCs/>
+          <w:lang w:val="sv-SE"/>
+        </w:rPr>
+        <w:t>tanggaCount</w:t>
+      </w:r>
+      <w:r>
+        <w:rPr>
+          <w:lang w:val="sv-SE"/>
+        </w:rPr>
+        <w:t xml:space="preserve"> baris berikutnya mendefinisikan masing-masing tangga d</w:t>
+      </w:r>
+      <w:r>
+        <w:rPr>
+          <w:lang w:val="sv-SE"/>
+        </w:rPr>
+        <w:t xml:space="preserve">engan nilai yang lebih kecil menunjukkan pangkal (asal) tangga dan nilai yang lebih besar menunjukkan ujung (akhir) tangga. Selanjutnya, baris </w:t>
+      </w:r>
+      <w:r>
+        <w:rPr>
+          <w:lang w:val="sv-SE"/>
+        </w:rPr>
+        <w:t xml:space="preserve">selanjutnya menunjukkan jumlah ular yang ada pada papan disimpan dalam variabel </w:t>
+      </w:r>
+      <w:r>
+        <w:rPr>
+          <w:i/>
+          <w:iCs/>
+          <w:lang w:val="sv-SE"/>
+        </w:rPr>
+        <w:t>ularCount</w:t>
+      </w:r>
+      <w:r>
+        <w:rPr>
+          <w:lang w:val="sv-SE"/>
+        </w:rPr>
+        <w:t xml:space="preserve">. Terakhir, sebanyak </w:t>
+      </w:r>
+      <w:r>
+        <w:rPr>
+          <w:i/>
+          <w:iCs/>
+          <w:lang w:val="sv-SE"/>
+        </w:rPr>
+        <w:t>ularCount</w:t>
+      </w:r>
+      <w:r>
+        <w:rPr>
+          <w:lang w:val="sv-SE"/>
+        </w:rPr>
+        <w:t xml:space="preserve"> baris terakhir menunjukkan masing-masing ular yang ada dengan nilai yang lebih besar menunjukkan mulut ular dan nilai yang lebih kecil menunjukkan ekor ular.</w:t>
+      </w:r>
+    </w:p>
+    <w:p>
+      <w:pPr>
+        <w:pStyle w:val="Heading2"/>
+        <w:rPr>
+          <w:lang w:val="sv-SE"/>
+        </w:rPr>
+      </w:pPr>
+      <w:r>
+        <w:rPr>
+          <w:lang w:val="sv-SE"/>
+        </w:rPr>
+        <w:t>Fungsi Solve</w:t>
+      </w:r>
+      <w:r>
+        <w:rPr>
+          <w:lang w:val="sv-SE"/>
+        </w:rPr>
+        <w:t>()</w:t>
+      </w:r>
+    </w:p>
+    <w:p>
+      <w:pPr>
+        <w:ind w:firstLine="288"/>
+        <w:jc w:val="both"/>
+        <w:rPr>
+          <w:lang w:val="en-ID"/>
+        </w:rPr>
+      </w:pPr>
+      <w:r>
+        <w:rPr>
+          <w:lang w:val="sv-SE"/>
+        </w:rPr>
+        <w:t xml:space="preserve">Fungsi solve() ini didefinisikan di file solver dan digunakan untuk mencari penyelesaian dari permasalahan pada makalah ini. Di sinilah strategi program dinamis diterapkan. Strategi program dinamis yang digunakan adalah </w:t>
+      </w:r>
+      <w:r>
+        <w:rPr>
+          <w:i/>
+          <w:iCs/>
+          <w:lang w:val="sv-SE"/>
+        </w:rPr>
+        <w:t>top</w:t>
+      </w:r>
+      <w:r>
+        <w:rPr>
+          <w:lang w:val="sv-SE"/>
+        </w:rPr>
+        <w:t>-</w:t>
+      </w:r>
+      <w:r>
+        <w:rPr>
+          <w:i/>
+          <w:iCs/>
+          <w:lang w:val="sv-SE"/>
+        </w:rPr>
+        <w:t>down</w:t>
+      </w:r>
+      <w:r>
+        <w:rPr>
+          <w:lang w:val="sv-SE"/>
+        </w:rPr>
+        <w:t xml:space="preserve"> dengan menggunakan rekursi untuk mencari solusi optimal dari petak tersebut. </w:t>
+      </w:r>
+      <w:r>
+        <w:rPr>
+          <w:lang w:val="en-ID"/>
+        </w:rPr>
+        <w:t>Memoisasi disimpan di variabel petak yang didefinisikan di bagian PetakInfo s</w:t>
+      </w:r>
+      <w:r>
+        <w:rPr>
+          <w:lang w:val="en-ID"/>
+        </w:rPr>
+        <w:t>ebelumnya.</w:t>
+      </w:r>
+    </w:p>
+    <w:p>
+      <w:pPr>
+        <w:rPr>
+          <w:lang w:val="en-ID"/>
+        </w:rPr>
+      </w:pPr>
+      <w:r>
+        <w:rPr>
+          <w:lang w:val="en-ID"/>
+        </w:rPr>
+        <w:drawing>
+          <wp:inline distT="0" distB="0" distL="0" distR="0" wp14:anchorId="7BE96873" wp14:editId="4FCA1962">
+            <wp:extent cx="3200400" cy="4260850"/>
+            <wp:effectExtent l="0" t="0" r="0" b="6350"/>
+            <wp:docPr id="1499373994" name="Picture 1"/>
+            <wp:cNvGraphicFramePr>
+              <a:graphicFrameLocks xmlns:a="http://schemas.openxmlformats.org/drawingml/2006/main" noChangeAspect="1"/>
+            </wp:cNvGraphicFramePr>
+            <a:graphic xmlns:a="http://schemas.openxmlformats.org/drawingml/2006/main">
+              <a:graphicData uri="http://schemas.openxmlformats.org/drawingml/2006/picture">
+                <pic:pic xmlns:pic="http://schemas.openxmlformats.org/drawingml/2006/picture">
+                  <pic:nvPicPr>
+                    <pic:cNvPr id="1499373994" name=""/>
+                    <pic:cNvPicPr/>
+                  </pic:nvPicPr>
+                  <pic:blipFill>
+                    <a:blip r:embed="rId24"/>
+                    <a:stretch>
+                      <a:fillRect/>
+                    </a:stretch>
+                  </pic:blipFill>
+                  <pic:spPr>
+                    <a:xfrm>
+                      <a:off x="0" y="0"/>
+                      <a:ext cx="3200400" cy="4260850"/>
+                    </a:xfrm>
+                    <a:prstGeom prst="rect">
+                      <a:avLst/>
+                    </a:prstGeom>
+                  </pic:spPr>
+                </pic:pic>
+              </a:graphicData>
+            </a:graphic>
+          </wp:inline>
+        </w:drawing>
+      </w:r>
+    </w:p>
+    <w:p>
+      <w:pPr>
+        <w:spacing w:after="120"/>
+        <w:rPr>
+          <w:lang w:val="sv-SE"/>
+        </w:rPr>
+      </w:pPr>
+      <w:r>
+        <w:rPr>
+          <w:lang w:val="sv-SE"/>
+        </w:rPr>
+        <w:t>Gambar 3.4. Implementasi Fungsi Solve</w:t>
+      </w:r>
+    </w:p>
+    <w:p>
+      <w:pPr>
+        <w:ind w:firstLine="288"/>
+        <w:jc w:val="both"/>
+        <w:rPr>
+          <w:lang w:val="sv-SE"/>
+        </w:rPr>
+      </w:pPr>
+      <w:r>
+        <w:rPr>
+          <w:lang w:val="sv-SE"/>
+        </w:rPr>
+        <w:t xml:space="preserve">Baris-baris atas pada fungsi digunakan untuk </w:t>
+      </w:r>
+      <w:r>
+        <w:rPr>
+          <w:i/>
+          <w:iCs/>
+          <w:lang w:val="sv-SE"/>
+        </w:rPr>
+        <w:t>basecase</w:t>
+      </w:r>
+      <w:r>
+        <w:rPr>
+          <w:lang w:val="sv-SE"/>
+        </w:rPr>
+        <w:t xml:space="preserve"> berbagai kasus, ketika mencapai suatu </w:t>
+      </w:r>
+      <w:r>
+        <w:rPr>
+          <w:i/>
+          <w:iCs/>
+          <w:lang w:val="sv-SE"/>
+        </w:rPr>
+        <w:t>basecase</w:t>
+      </w:r>
+      <w:r>
+        <w:rPr>
+          <w:lang w:val="sv-SE"/>
+        </w:rPr>
+        <w:t xml:space="preserve"> maka fungsi akan langsung di-</w:t>
+      </w:r>
+      <w:r>
+        <w:rPr>
+          <w:i/>
+          <w:iCs/>
+          <w:lang w:val="sv-SE"/>
+        </w:rPr>
+        <w:t>return</w:t>
+      </w:r>
+      <w:r>
+        <w:rPr>
+          <w:lang w:val="sv-SE"/>
+        </w:rPr>
+        <w:t xml:space="preserve">. Bagian untuk mencari solusi optimal ditunjukkan oleh blok </w:t>
+      </w:r>
+      <w:r>
+        <w:rPr>
+          <w:i/>
+          <w:iCs/>
+          <w:lang w:val="sv-SE"/>
+        </w:rPr>
+        <w:t>for-loop</w:t>
+      </w:r>
+      <w:r>
+        <w:rPr>
+          <w:lang w:val="sv-SE"/>
+        </w:rPr>
+        <w:t xml:space="preserve">. Pada blok tersebut, setiap kemungkinan hasil dadu dicoba dan hasil yang terbaik disimpan dalam variabel </w:t>
+      </w:r>
+      <w:r>
+        <w:rPr>
+          <w:i/>
+          <w:iCs/>
+          <w:lang w:val="sv-SE"/>
+        </w:rPr>
+        <w:t>best</w:t>
+      </w:r>
+      <w:r>
+        <w:rPr>
+          <w:lang w:val="sv-SE"/>
+        </w:rPr>
+        <w:t xml:space="preserve">. </w:t>
+      </w:r>
+      <w:r>
+        <w:rPr>
+          <w:lang w:val="sv-SE"/>
+        </w:rPr>
+        <w:t xml:space="preserve">Setelah semua kemungkinan selesai dicoba, nilai </w:t>
+      </w:r>
+      <w:r>
+        <w:rPr>
+          <w:i/>
+          <w:iCs/>
+          <w:lang w:val="sv-SE"/>
+        </w:rPr>
+        <w:t>best</w:t>
+      </w:r>
+      <w:r>
+        <w:rPr>
+          <w:lang w:val="sv-SE"/>
+        </w:rPr>
+        <w:t xml:space="preserve"> adalah nilai yang paling optimal untuk petak tersebut dan nilai tersebut di-</w:t>
+      </w:r>
+      <w:r>
+        <w:rPr>
+          <w:i/>
+          <w:iCs/>
+          <w:lang w:val="sv-SE"/>
+        </w:rPr>
+        <w:t>assi</w:t>
+      </w:r>
+      <w:r>
+        <w:rPr>
+          <w:i/>
+          <w:iCs/>
+          <w:lang w:val="sv-SE"/>
+        </w:rPr>
+        <w:t>gn</w:t>
+      </w:r>
+      <w:r>
+        <w:rPr>
+          <w:lang w:val="sv-SE"/>
+        </w:rPr>
+        <w:t xml:space="preserve"> ke dalam memo petak. Ketika sedang mengunjungi (mengomputasi nilai) dari suatu petak, indeks dari petak tersebut diberi </w:t>
+      </w:r>
+      <w:r>
+        <w:rPr>
+          <w:i/>
+          <w:iCs/>
+          <w:lang w:val="sv-SE"/>
+        </w:rPr>
+        <w:t>flag</w:t>
+      </w:r>
+      <w:r>
+        <w:rPr>
+          <w:lang w:val="sv-SE"/>
+        </w:rPr>
+        <w:t xml:space="preserve"> </w:t>
+      </w:r>
+      <w:r>
+        <w:rPr>
+          <w:i/>
+          <w:iCs/>
+          <w:lang w:val="sv-SE"/>
+        </w:rPr>
+        <w:t>visiting</w:t>
+      </w:r>
+      <w:r>
+        <w:rPr>
+          <w:lang w:val="sv-SE"/>
+        </w:rPr>
+        <w:t xml:space="preserve"> agar nilai yang dihasilkan sesuai dan tidak </w:t>
+      </w:r>
+      <w:r>
+        <w:rPr>
+          <w:i/>
+          <w:iCs/>
+          <w:lang w:val="sv-SE"/>
+        </w:rPr>
+        <w:t>overlap</w:t>
+      </w:r>
+      <w:r>
+        <w:rPr>
+          <w:lang w:val="sv-SE"/>
+        </w:rPr>
+        <w:t xml:space="preserve">. </w:t>
+      </w:r>
+      <w:r>
+        <w:rPr>
+          <w:i/>
+          <w:iCs/>
+          <w:lang w:val="sv-SE"/>
+        </w:rPr>
+        <w:t>Flag</w:t>
+      </w:r>
+      <w:r>
+        <w:rPr>
+          <w:lang w:val="sv-SE"/>
+        </w:rPr>
+        <w:t xml:space="preserve"> </w:t>
+      </w:r>
+      <w:r>
+        <w:rPr>
+          <w:i/>
+          <w:iCs/>
+          <w:lang w:val="sv-SE"/>
+        </w:rPr>
+        <w:t>visiting</w:t>
+      </w:r>
+      <w:r>
+        <w:rPr>
+          <w:lang w:val="sv-SE"/>
+        </w:rPr>
+        <w:t xml:space="preserve"> tersebut </w:t>
+      </w:r>
+      <w:r>
+        <w:rPr>
+          <w:lang w:val="sv-SE"/>
+        </w:rPr>
+        <w:t xml:space="preserve">kemudian dihapus (nilainya dijadikan </w:t>
+      </w:r>
+      <w:r>
+        <w:rPr>
+          <w:i/>
+          <w:iCs/>
+          <w:lang w:val="sv-SE"/>
+        </w:rPr>
+        <w:t>false</w:t>
+      </w:r>
+      <w:r>
+        <w:rPr>
+          <w:lang w:val="sv-SE"/>
+        </w:rPr>
+        <w:t>) ketika hasil optimal pada petak tersebut sudah didapatkan.</w:t>
+      </w:r>
+    </w:p>
+    <w:p>
+      <w:pPr>
+        <w:pStyle w:val="Heading2"/>
+        <w:rPr>
+          <w:lang w:val="sv-SE"/>
+        </w:rPr>
+      </w:pPr>
+      <w:r>
+        <w:rPr>
+          <w:lang w:val="sv-SE"/>
+        </w:rPr>
+        <w:lastRenderedPageBreak/>
+        <w:t>Ringkasan Papan dan Program</w:t>
+      </w:r>
+    </w:p>
+    <w:p>
+      <w:pPr>
+        <w:ind w:firstLine="288"/>
+        <w:jc w:val="both"/>
+        <w:rPr>
+          <w:lang w:val="sv-SE"/>
+        </w:rPr>
+      </w:pPr>
+      <w:r>
+        <w:rPr>
+          <w:lang w:val="sv-SE"/>
+        </w:rPr>
+        <w:t xml:space="preserve">Setelah program main dijalankan, ringkasan program dan papan permainan akan ditampilkan ke layar terminal. </w:t>
+      </w:r>
+    </w:p>
+    <w:p>
+      <w:pPr>
+        <w:ind w:firstLine="288"/>
+        <w:rPr>
+          <w:lang w:val="sv-SE"/>
+        </w:rPr>
+      </w:pPr>
+      <w:r>
+        <w:rPr>
+          <w:lang w:val="sv-SE"/>
+        </w:rPr>
+        <w:drawing>
+          <wp:inline distT="0" distB="0" distL="0" distR="0" wp14:anchorId="7414B047" wp14:editId="0B1360A9">
+            <wp:extent cx="3200400" cy="2895600"/>
+            <wp:effectExtent l="0" t="0" r="0" b="0"/>
+            <wp:docPr id="529265387" name="Picture 1"/>
+            <wp:cNvGraphicFramePr>
+              <a:graphicFrameLocks xmlns:a="http://schemas.openxmlformats.org/drawingml/2006/main" noChangeAspect="1"/>
+            </wp:cNvGraphicFramePr>
+            <a:graphic xmlns:a="http://schemas.openxmlformats.org/drawingml/2006/main">
+              <a:graphicData uri="http://schemas.openxmlformats.org/drawingml/2006/picture">
+                <pic:pic xmlns:pic="http://schemas.openxmlformats.org/drawingml/2006/picture">
+                  <pic:nvPicPr>
+                    <pic:cNvPr id="529265387" name=""/>
+                    <pic:cNvPicPr/>
+                  </pic:nvPicPr>
+                  <pic:blipFill>
+                    <a:blip r:embed="rId25"/>
+                    <a:stretch>
+                      <a:fillRect/>
+                    </a:stretch>
+                  </pic:blipFill>
+                  <pic:spPr>
+                    <a:xfrm>
+                      <a:off x="0" y="0"/>
+                      <a:ext cx="3200400" cy="2895600"/>
+                    </a:xfrm>
+                    <a:prstGeom prst="rect">
+                      <a:avLst/>
+                    </a:prstGeom>
+                  </pic:spPr>
+                </pic:pic>
+              </a:graphicData>
+            </a:graphic>
+          </wp:inline>
+        </w:drawing>
+      </w:r>
+    </w:p>
+    <w:p>
+      <w:pPr>
+        <w:spacing w:after="120"/>
+        <w:ind w:firstLine="289"/>
+        <w:rPr>
+          <w:lang w:val="sv-SE"/>
+        </w:rPr>
+      </w:pPr>
+      <w:r>
+        <w:rPr>
+          <w:lang w:val="sv-SE"/>
+        </w:rPr>
+        <w:t>Gambar 3.5. Tampilan Papan Permainan</w:t>
+      </w:r>
+    </w:p>
+    <w:p>
+      <w:pPr>
+        <w:ind w:firstLine="288"/>
+        <w:jc w:val="both"/>
+        <w:rPr>
+          <w:lang w:val="sv-SE"/>
+        </w:rPr>
+      </w:pPr>
+      <w:r>
+        <w:rPr>
+          <w:lang w:val="sv-SE"/>
+        </w:rPr>
+        <w:t>Selain menampilkan papan permainan, program juga menampilkan panel interaktif yang bisa digunakan oleh pengguna.</w:t>
+      </w:r>
+    </w:p>
+    <w:p>
+      <w:pPr>
+        <w:rPr>
+          <w:lang w:val="sv-SE"/>
+        </w:rPr>
+      </w:pPr>
+      <w:r>
+        <w:rPr>
+          <w:lang w:val="sv-SE"/>
+        </w:rPr>
+        <w:drawing>
+          <wp:inline distT="0" distB="0" distL="0" distR="0" wp14:anchorId="097F7C17" wp14:editId="7E43B51A">
+            <wp:extent cx="3200400" cy="942975"/>
+            <wp:effectExtent l="0" t="0" r="0" b="9525"/>
+            <wp:docPr id="677599275" name="Picture 1"/>
+            <wp:cNvGraphicFramePr>
+              <a:graphicFrameLocks xmlns:a="http://schemas.openxmlformats.org/drawingml/2006/main" noChangeAspect="1"/>
+            </wp:cNvGraphicFramePr>
+            <a:graphic xmlns:a="http://schemas.openxmlformats.org/drawingml/2006/main">
+              <a:graphicData uri="http://schemas.openxmlformats.org/drawingml/2006/picture">
+                <pic:pic xmlns:pic="http://schemas.openxmlformats.org/drawingml/2006/picture">
+                  <pic:nvPicPr>
+                    <pic:cNvPr id="677599275" name=""/>
+                    <pic:cNvPicPr/>
+                  </pic:nvPicPr>
+                  <pic:blipFill>
+                    <a:blip r:embed="rId26"/>
+                    <a:stretch>
+                      <a:fillRect/>
+                    </a:stretch>
+                  </pic:blipFill>
+                  <pic:spPr>
+                    <a:xfrm>
+                      <a:off x="0" y="0"/>
+                      <a:ext cx="3200400" cy="942975"/>
+                    </a:xfrm>
+                    <a:prstGeom prst="rect">
+                      <a:avLst/>
+                    </a:prstGeom>
+                  </pic:spPr>
+                </pic:pic>
+              </a:graphicData>
+            </a:graphic>
+          </wp:inline>
+        </w:drawing>
+      </w:r>
+    </w:p>
+    <w:p>
+      <w:pPr>
+        <w:spacing w:after="120"/>
+        <w:rPr>
+          <w:lang w:val="sv-SE"/>
+        </w:rPr>
+      </w:pPr>
+      <w:r>
+        <w:rPr>
+          <w:lang w:val="sv-SE"/>
+        </w:rPr>
+        <w:t>Gambar 3.6. Perintah Interaktif Program</w:t>
+      </w:r>
+    </w:p>
+    <w:p>
+      <w:pPr>
+        <w:ind w:firstLine="288"/>
+        <w:jc w:val="both"/>
+        <w:rPr>
+          <w:lang w:val="sv-SE"/>
+        </w:rPr>
+      </w:pPr>
+      <w:r>
+        <w:rPr>
+          <w:lang w:val="sv-SE"/>
+        </w:rPr>
+        <w:t xml:space="preserve">Pengguna dapat memasukkan perintah-perintah </w:t>
+      </w:r>
+      <w:r>
+        <w:rPr>
+          <w:lang w:val="sv-SE"/>
+        </w:rPr>
+        <w:t>tersebut berulang kali untuk melihat hasil penyelesaian permasalahan oleh program.</w:t>
+      </w:r>
+      <w:r>
+        <w:rPr>
+          <w:lang w:val="sv-SE"/>
+        </w:rPr>
+        <w:t xml:space="preserve"> Untuk menutup panel dan menyelesaikan program, pengguna bisa memasukkan perintah quit/exit.</w:t>
+      </w:r>
+      <w:r>
+        <w:rPr>
+          <w:lang w:val="sv-SE"/>
+        </w:rPr>
+        <w:t xml:space="preserve"> </w:t>
+      </w:r>
+    </w:p>
+    <w:p>
+      <w:pPr>
+        <w:pStyle w:val="Heading2"/>
+        <w:rPr>
+          <w:lang w:val="sv-SE"/>
+        </w:rPr>
+      </w:pPr>
+      <w:r>
+        <w:rPr>
+          <w:lang w:val="sv-SE"/>
+        </w:rPr>
+        <w:t xml:space="preserve"> </w:t>
+      </w:r>
+      <w:r>
+        <w:rPr>
+          <w:lang w:val="sv-SE"/>
+        </w:rPr>
+        <w:t>Summary Keseluruhan Petak</w:t>
+      </w:r>
+    </w:p>
+    <w:p>
+      <w:pPr>
+        <w:ind w:firstLine="288"/>
+        <w:jc w:val="both"/>
+        <w:rPr>
+          <w:lang w:val="sv-SE"/>
+        </w:rPr>
+      </w:pPr>
+      <w:r>
+        <w:rPr>
+          <w:lang w:val="sv-SE"/>
+        </w:rPr>
+        <w:t xml:space="preserve">Pada panel interaktif, apabila pengguna menggunakan perintah </w:t>
+      </w:r>
+      <w:r>
+        <w:rPr>
+          <w:i/>
+          <w:iCs/>
+          <w:lang w:val="sv-SE"/>
+        </w:rPr>
+        <w:t>summary</w:t>
+      </w:r>
+      <w:r>
+        <w:rPr>
+          <w:lang w:val="sv-SE"/>
+        </w:rPr>
+        <w:t xml:space="preserve"> program akan menampilkan list langkah minimal setiap petak.</w:t>
+      </w:r>
+    </w:p>
+    <w:p>
+      <w:pPr>
+        <w:rPr>
+          <w:lang w:val="sv-SE"/>
+        </w:rPr>
+      </w:pPr>
+      <w:r>
+        <w:rPr>
+          <w:lang w:val="sv-SE"/>
+        </w:rPr>
+        <w:drawing>
+          <wp:inline distT="0" distB="0" distL="0" distR="0" wp14:anchorId="23D61AE9" wp14:editId="66C77C16">
+            <wp:extent cx="3200400" cy="2360295"/>
+            <wp:effectExtent l="0" t="0" r="0" b="1905"/>
+            <wp:docPr id="789205855" name="Picture 1"/>
+            <wp:cNvGraphicFramePr>
+              <a:graphicFrameLocks xmlns:a="http://schemas.openxmlformats.org/drawingml/2006/main" noChangeAspect="1"/>
+            </wp:cNvGraphicFramePr>
+            <a:graphic xmlns:a="http://schemas.openxmlformats.org/drawingml/2006/main">
+              <a:graphicData uri="http://schemas.openxmlformats.org/drawingml/2006/picture">
+                <pic:pic xmlns:pic="http://schemas.openxmlformats.org/drawingml/2006/picture">
+                  <pic:nvPicPr>
+                    <pic:cNvPr id="789205855" name=""/>
+                    <pic:cNvPicPr/>
+                  </pic:nvPicPr>
+                  <pic:blipFill>
+                    <a:blip r:embed="rId27"/>
+                    <a:stretch>
+                      <a:fillRect/>
+                    </a:stretch>
+                  </pic:blipFill>
+                  <pic:spPr>
+                    <a:xfrm>
+                      <a:off x="0" y="0"/>
+                      <a:ext cx="3200400" cy="2360295"/>
+                    </a:xfrm>
+                    <a:prstGeom prst="rect">
+                      <a:avLst/>
+                    </a:prstGeom>
+                  </pic:spPr>
+                </pic:pic>
+              </a:graphicData>
+            </a:graphic>
+          </wp:inline>
+        </w:drawing>
+      </w:r>
+    </w:p>
+    <w:p>
+      <w:pPr>
+        <w:spacing w:after="120"/>
+        <w:rPr>
+          <w:i/>
+          <w:iCs/>
+          <w:lang w:val="sv-SE"/>
+        </w:rPr>
+      </w:pPr>
+      <w:r>
+        <w:rPr>
+          <w:lang w:val="sv-SE"/>
+        </w:rPr>
+        <w:t>Gambar 3.7. Tampilan Langkah Optimal Menuju ke Akhir Petak dari Petak ke 1 – 20</w:t>
+      </w:r>
+    </w:p>
+    <w:p>
+      <w:pPr>
+        <w:ind w:firstLine="288"/>
+        <w:jc w:val="both"/>
+        <w:rPr>
+          <w:lang w:val="sv-SE"/>
+        </w:rPr>
+      </w:pPr>
+      <w:r>
+        <w:rPr>
+          <w:lang w:val="sv-SE"/>
+        </w:rPr>
+        <w:t xml:space="preserve">Dari hasil </w:t>
+      </w:r>
+      <w:r>
+        <w:rPr>
+          <w:i/>
+          <w:iCs/>
+          <w:lang w:val="sv-SE"/>
+        </w:rPr>
+        <w:t>summary</w:t>
+      </w:r>
+      <w:r>
+        <w:rPr>
+          <w:lang w:val="sv-SE"/>
+        </w:rPr>
+        <w:t xml:space="preserve"> tersebut ada beberapa </w:t>
+      </w:r>
+      <w:r>
+        <w:rPr>
+          <w:i/>
+          <w:iCs/>
+          <w:lang w:val="sv-SE"/>
+        </w:rPr>
+        <w:t>insight</w:t>
+      </w:r>
+      <w:r>
+        <w:rPr>
+          <w:lang w:val="sv-SE"/>
+        </w:rPr>
+        <w:t xml:space="preserve"> yang bisa </w:t>
+      </w:r>
+      <w:r>
+        <w:rPr>
+          <w:lang w:val="sv-SE"/>
+        </w:rPr>
+        <w:t xml:space="preserve">didapat. Pertama, langkah </w:t>
+      </w:r>
+      <w:r>
+        <w:rPr>
+          <w:lang w:val="sv-SE"/>
+        </w:rPr>
+        <w:t xml:space="preserve">optimal untuk petak 4, lebih besar dibanding petak 1 – 6 yang lain. Hal ini disebabkan karena petak 4 adalah pangkal tangga yang membuatnya langsung naik ke petak 23. Petak 1 – 6 bisa menaiki tangga yang lebih baik pada petak 13 (hingga ke petak 46) sehingga total langkah optimalnya lebih pendek. Kemudian, untuk alasan yang sama, petak 14 dan seterusnya membutuhkan lebih banyak langkah untuk bisa mencapai petak akhir karena </w:t>
+      </w:r>
+      <w:r>
+        <w:rPr>
+          <w:lang w:val="sv-SE"/>
+        </w:rPr>
+        <w:t>sudah melewatkan tangga pada petak 13.</w:t>
+      </w:r>
+    </w:p>
+    <w:p>
+      <w:pPr>
+        <w:pStyle w:val="Heading2"/>
+        <w:rPr>
+          <w:lang w:val="sv-SE"/>
+        </w:rPr>
+      </w:pPr>
+      <w:r>
+        <w:rPr>
+          <w:lang w:val="sv-SE"/>
+        </w:rPr>
+        <w:t>Detail Petak</w:t>
+      </w:r>
+    </w:p>
+    <w:p>
+      <w:pPr>
+        <w:ind w:firstLine="288"/>
+        <w:jc w:val="both"/>
+        <w:rPr>
+          <w:lang w:val="sv-SE"/>
+        </w:rPr>
+      </w:pPr>
+      <w:r>
+        <w:rPr>
+          <w:lang w:val="sv-SE"/>
+        </w:rPr>
+        <w:t>Pengguna juga bisa melihat detail suatu petak (hasil dari ketiga permasalahan yang diangkat pada materi ini) dengan menggunakan perintah detail. Perintah detail akan memberikan detail untuk setiap petak dari petak awal hingga petak akhir, sedangkan apabila pengguna hanya ingin melihat detail dari salah satu petak, maka bisa langsung memasukkan angka dari petak yang ingin dilihat.</w:t>
+      </w:r>
+    </w:p>
+    <w:p>
+      <w:pPr>
+        <w:rPr>
+          <w:lang w:val="sv-SE"/>
+        </w:rPr>
+      </w:pPr>
+      <w:r>
+        <w:rPr>
+          <w:lang w:val="sv-SE"/>
+        </w:rPr>
+        <w:lastRenderedPageBreak/>
+        <w:drawing>
+          <wp:inline distT="0" distB="0" distL="0" distR="0" wp14:anchorId="48B8E1B1" wp14:editId="1AD70BF0">
+            <wp:extent cx="3200400" cy="3078480"/>
+            <wp:effectExtent l="0" t="0" r="0" b="7620"/>
+            <wp:docPr id="78069418" name="Picture 1"/>
+            <wp:cNvGraphicFramePr>
+              <a:graphicFrameLocks xmlns:a="http://schemas.openxmlformats.org/drawingml/2006/main" noChangeAspect="1"/>
+            </wp:cNvGraphicFramePr>
+            <a:graphic xmlns:a="http://schemas.openxmlformats.org/drawingml/2006/main">
+              <a:graphicData uri="http://schemas.openxmlformats.org/drawingml/2006/picture">
+                <pic:pic xmlns:pic="http://schemas.openxmlformats.org/drawingml/2006/picture">
+                  <pic:nvPicPr>
+                    <pic:cNvPr id="78069418" name=""/>
+                    <pic:cNvPicPr/>
+                  </pic:nvPicPr>
+                  <pic:blipFill>
+                    <a:blip r:embed="rId28"/>
+                    <a:stretch>
+                      <a:fillRect/>
+                    </a:stretch>
+                  </pic:blipFill>
+                  <pic:spPr>
+                    <a:xfrm>
+                      <a:off x="0" y="0"/>
+                      <a:ext cx="3200400" cy="3078480"/>
+                    </a:xfrm>
+                    <a:prstGeom prst="rect">
+                      <a:avLst/>
+                    </a:prstGeom>
+                  </pic:spPr>
+                </pic:pic>
+              </a:graphicData>
+            </a:graphic>
+          </wp:inline>
+        </w:drawing>
+      </w:r>
+    </w:p>
+    <w:p>
+      <w:pPr>
+        <w:spacing w:after="120"/>
+        <w:rPr>
+          <w:lang w:val="sv-SE"/>
+        </w:rPr>
+      </w:pPr>
+      <w:r>
+        <w:rPr>
+          <w:lang w:val="sv-SE"/>
+        </w:rPr>
+        <w:t>Gambar 3.8. Tampilan Detail Petak 43 dan 56</w:t>
+      </w:r>
+      <w:r>
+        <w:rPr>
+          <w:lang w:val="sv-SE"/>
+        </w:rPr>
+        <w:t xml:space="preserve"> dengan Langsung Memasukkan Angka</w:t>
+      </w:r>
+    </w:p>
+    <w:p>
+      <w:pPr>
+        <w:rPr>
+          <w:lang w:val="sv-SE"/>
+        </w:rPr>
+      </w:pPr>
+      <w:r>
+        <w:rPr>
+          <w:lang w:val="sv-SE"/>
+        </w:rPr>
+        <w:drawing>
+          <wp:inline distT="0" distB="0" distL="0" distR="0" wp14:anchorId="3613390C" wp14:editId="7C959C59">
+            <wp:extent cx="3200400" cy="3100705"/>
+            <wp:effectExtent l="0" t="0" r="0" b="4445"/>
+            <wp:docPr id="389838404" name="Picture 1"/>
+            <wp:cNvGraphicFramePr>
+              <a:graphicFrameLocks xmlns:a="http://schemas.openxmlformats.org/drawingml/2006/main" noChangeAspect="1"/>
+            </wp:cNvGraphicFramePr>
+            <a:graphic xmlns:a="http://schemas.openxmlformats.org/drawingml/2006/main">
+              <a:graphicData uri="http://schemas.openxmlformats.org/drawingml/2006/picture">
+                <pic:pic xmlns:pic="http://schemas.openxmlformats.org/drawingml/2006/picture">
+                  <pic:nvPicPr>
+                    <pic:cNvPr id="389838404" name=""/>
+                    <pic:cNvPicPr/>
+                  </pic:nvPicPr>
+                  <pic:blipFill>
+                    <a:blip r:embed="rId29"/>
+                    <a:stretch>
+                      <a:fillRect/>
+                    </a:stretch>
+                  </pic:blipFill>
+                  <pic:spPr>
+                    <a:xfrm>
+                      <a:off x="0" y="0"/>
+                      <a:ext cx="3200400" cy="3100705"/>
+                    </a:xfrm>
+                    <a:prstGeom prst="rect">
+                      <a:avLst/>
+                    </a:prstGeom>
+                  </pic:spPr>
+                </pic:pic>
+              </a:graphicData>
+            </a:graphic>
+          </wp:inline>
+        </w:drawing>
+      </w:r>
+    </w:p>
+    <w:p>
+      <w:pPr>
+        <w:spacing w:after="120"/>
+        <w:rPr>
+          <w:lang w:val="sv-SE"/>
+        </w:rPr>
+      </w:pPr>
+      <w:r>
+        <w:rPr>
+          <w:lang w:val="sv-SE"/>
+        </w:rPr>
+        <w:t>Gambar 3.9. Tampilan Detail Petak 1 – 3 dengan Perintah Detail</w:t>
+      </w:r>
+    </w:p>
+    <w:p>
+      <w:pPr>
+        <w:pStyle w:val="Heading1"/>
+      </w:pPr>
+      <w:r>
+        <w:t>Kesimpulan</w:t>
+      </w:r>
+    </w:p>
+    <w:p>
+      <w:pPr>
+        <w:spacing w:after="60"/>
+        <w:ind w:firstLine="288"/>
+        <w:jc w:val="both"/>
+        <w:rPr>
+          <w:lang w:val="en-ID"/>
+        </w:rPr>
+      </w:pPr>
+      <w:r>
+        <w:t>Dari hasil implementasi dan pengujian</w:t>
+      </w:r>
+      <w:r>
+        <w:t xml:space="preserve">, bisa disimpulkan bahwa bahwa strategi program dinamis dapat </w:t>
+      </w:r>
+      <w:r>
+        <w:rPr>
+          <w:lang w:val="en-ID"/>
+        </w:rPr>
+        <w:t>mencari jumlah langkah minimal, urutan dadu, serta urutan petak yang dikunjungi untuk menc</w:t>
+      </w:r>
+      <w:r>
+        <w:rPr>
+          <w:lang w:val="en-ID"/>
+        </w:rPr>
+        <w:t xml:space="preserve">apai petak akhir dari </w:t>
+      </w:r>
+      <w:r>
+        <w:rPr>
+          <w:lang w:val="en-ID"/>
+        </w:rPr>
+        <w:t>seluruh</w:t>
+      </w:r>
+      <w:r>
+        <w:rPr>
+          <w:lang w:val="en-ID"/>
+        </w:rPr>
+        <w:t xml:space="preserve"> petak </w:t>
+      </w:r>
+      <w:r>
+        <w:rPr>
+          <w:lang w:val="en-ID"/>
+        </w:rPr>
+        <w:t xml:space="preserve">pada papan permainan dengan mangkus dan sangkil. Hasil yang didapat pun menunjukkan hasil yang optimal global. </w:t>
+      </w:r>
+      <w:r>
+        <w:rPr>
+          <w:lang w:val="en-ID"/>
+        </w:rPr>
+        <w:t xml:space="preserve">Hasil ini membuktikan bahwa program dinamis adalah salah satu strategi </w:t>
+      </w:r>
+      <w:r>
+        <w:rPr>
+          <w:lang w:val="en-ID"/>
+        </w:rPr>
+        <w:t>yang sangat baik dalam penyelesaian persoalan optimasi karena menyeimbangkan antara keoptimalan absolut dengan waktu komputasi yang san</w:t>
+      </w:r>
+      <w:r>
+        <w:rPr>
+          <w:lang w:val="en-ID"/>
+        </w:rPr>
+        <w:t>gkil.</w:t>
+      </w:r>
+    </w:p>
+    <w:p>
+      <w:pPr>
+        <w:spacing w:after="60"/>
+        <w:ind w:firstLine="288"/>
+        <w:jc w:val="both"/>
+        <w:rPr>
+          <w:lang w:val="sv-SE"/>
+        </w:rPr>
+      </w:pPr>
+      <w:r>
+        <w:rPr>
+          <w:lang w:val="sv-SE"/>
+        </w:rPr>
+        <w:t xml:space="preserve">Meskipun demikian, tidak bisa dipungkiri bahwa dalam permainan ular tangga sungguhan urutan langkah terbaik ini akan sangat jarang terjadi. </w:t>
+      </w:r>
+      <w:r>
+        <w:rPr>
+          <w:lang w:val="sv-SE"/>
+        </w:rPr>
+        <w:t>Ditambah lagi, dalam permainan, kita juga tidak bisa memilih dadu yang terbaik sesuai yang diinginkan karena pada permainan sesungguhnya pelemparan dadu dilakukan secara benar-benar acak.</w:t>
+      </w:r>
+    </w:p>
+    <w:p>
+      <w:pPr>
+        <w:spacing w:after="60"/>
+        <w:ind w:firstLine="288"/>
+        <w:jc w:val="both"/>
+        <w:rPr>
+          <w:lang w:val="sv-SE"/>
+        </w:rPr>
+      </w:pPr>
+    </w:p>
+    <w:p>
+      <w:pPr>
+        <w:pStyle w:val="Heading1"/>
+      </w:pPr>
+      <w:r>
+        <w:t>Lampiran</w:t>
+      </w:r>
+    </w:p>
+    <w:p>
+      <w:pPr>
+        <w:spacing w:after="60"/>
+        <w:jc w:val="both"/>
+        <w:rPr>
+          <w:lang w:val="sv-SE"/>
+        </w:rPr>
+      </w:pPr>
+      <w:r>
+        <w:rPr>
+          <w:lang w:val="sv-SE"/>
+        </w:rPr>
+        <w:t>Tauta</w:t>
+      </w:r>
+      <w:r>
+        <w:rPr>
+          <w:lang w:val="sv-SE"/>
+        </w:rPr>
+        <w:t>n</w:t>
+      </w:r>
+      <w:r>
+        <w:rPr>
+          <w:lang w:val="sv-SE"/>
+        </w:rPr>
+        <w:t xml:space="preserve"> Github : </w:t>
+      </w:r>
+    </w:p>
+    <w:p>
+      <w:pPr>
+        <w:spacing w:after="60"/>
+        <w:jc w:val="both"/>
+        <w:rPr>
+          <w:lang w:val="sv-SE"/>
+        </w:rPr>
+      </w:pPr>
+      <w:hyperlink r:id="rId30" w:history="1">
+        <w:r>
+          <w:rPr>
+            <w:rStyle w:val="Hyperlink"/>
+            <w:lang w:val="sv-SE"/>
+          </w:rPr>
+          <w:t>https://github.com/MFakhryzaKi/MakalahStima</w:t>
+        </w:r>
+      </w:hyperlink>
+      <w:r>
+        <w:rPr>
+          <w:lang w:val="sv-SE"/>
+        </w:rPr>
+        <w:t xml:space="preserve"> </w:t>
+      </w:r>
+    </w:p>
+    <w:p>
+      <w:pPr>
+        <w:pStyle w:val="Heading1"/>
+      </w:pPr>
+      <w:r>
+        <w:t>Ucapan Terima Kasih</w:t>
+      </w:r>
+    </w:p>
+    <w:p>
+      <w:pPr>
+        <w:spacing w:after="60"/>
+        <w:ind w:firstLine="288"/>
+        <w:jc w:val="both"/>
+        <w:rPr>
+          <w:lang w:val="sv-SE"/>
+        </w:rPr>
+      </w:pPr>
+      <w:r>
+        <w:t>Saya ingin mengucapkan terima kasih sebesar-besarnya terutama kepada Tuhan Yang Maha Esa, Allah Swt, yang telah menganugrahi saya kemampuan untuk bisa menyelesaikan makalah ini. Selanjutnya ucapan terima kasih juga ingin saya sampaikan kepada dosen saya Bapak</w:t>
+      </w:r>
+      <w:r>
+        <w:t xml:space="preserve"> </w:t>
+      </w:r>
+      <w:r>
+        <w:t xml:space="preserve">Prof. Dr. Ir. Rinaldi, M.T. yang telah mengajarkan </w:t>
+      </w:r>
+      <w:r>
+        <w:t xml:space="preserve">saya </w:t>
+      </w:r>
+      <w:r>
+        <w:t xml:space="preserve">mata kuliah </w:t>
+      </w:r>
+      <w:r>
+        <w:t>Strategi Algoritma</w:t>
+      </w:r>
+      <w:r>
+        <w:t xml:space="preserve">. </w:t>
+      </w:r>
+      <w:r>
+        <w:rPr>
+          <w:lang w:val="sv-SE"/>
+        </w:rPr>
+        <w:t xml:space="preserve">Terakhir, saya juga ingin mengucapkan terima kasih kepada orang tua dan teman-teman saya yang senantiasa memberikan saya dukungan dalam bentuk apa pun.  </w:t>
+      </w:r>
+    </w:p>
+    <w:p>
+      <w:pPr>
+        <w:pStyle w:val="Heading5"/>
+        <w:rPr>
+          <w:rFonts w:eastAsia="MS Mincho"/>
+        </w:rPr>
+      </w:pPr>
+      <w:r>
+        <w:rPr>
+          <w:rFonts w:eastAsia="MS Mincho"/>
+        </w:rPr>
+        <w:t>References</w:t>
+      </w:r>
+    </w:p>
+    <w:p>
+      <w:pPr>
+        <w:pStyle w:val="references"/>
+        <w:rPr>
+          <w:rFonts w:eastAsia="MS Mincho"/>
+          <w:lang w:val="sv-SE"/>
+        </w:rPr>
+      </w:pPr>
+      <w:r>
+        <w:rPr>
+          <w:rFonts w:eastAsia="MS Mincho"/>
+          <w:lang w:val="sv-SE"/>
+        </w:rPr>
+        <w:t>A. F. Aji &amp; W. Gozali, “PEMROGRAMAN</w:t>
+      </w:r>
+      <w:r>
+        <w:rPr>
+          <w:rFonts w:eastAsia="MS Mincho"/>
+          <w:lang w:val="sv-SE"/>
+        </w:rPr>
+        <w:t xml:space="preserve"> </w:t>
+      </w:r>
+      <w:r>
+        <w:rPr>
+          <w:rFonts w:eastAsia="MS Mincho"/>
+          <w:lang w:val="sv-SE"/>
+        </w:rPr>
+        <w:t>KOMPETITIF</w:t>
+      </w:r>
+      <w:r>
+        <w:rPr>
+          <w:rFonts w:eastAsia="MS Mincho"/>
+          <w:lang w:val="sv-SE"/>
+        </w:rPr>
+        <w:t xml:space="preserve"> </w:t>
+      </w:r>
+      <w:r>
+        <w:rPr>
+          <w:rFonts w:eastAsia="MS Mincho"/>
+          <w:lang w:val="sv-SE"/>
+        </w:rPr>
+        <w:t>DASAR Panduan Memulai OSN Informatika,</w:t>
+      </w:r>
+      <w:r>
+        <w:rPr>
+          <w:rFonts w:eastAsia="MS Mincho"/>
+          <w:lang w:val="sv-SE"/>
+        </w:rPr>
+        <w:t xml:space="preserve"> </w:t>
+      </w:r>
+      <w:r>
+        <w:rPr>
+          <w:rFonts w:eastAsia="MS Mincho"/>
+          <w:lang w:val="sv-SE"/>
+        </w:rPr>
+        <w:t>ACM-ICPC, dan Sederajat</w:t>
+      </w:r>
+      <w:r>
+        <w:rPr>
+          <w:rFonts w:eastAsia="MS Mincho"/>
+          <w:lang w:val="sv-SE"/>
+        </w:rPr>
+        <w:t xml:space="preserve">”.  </w:t>
+      </w:r>
+      <w:hyperlink r:id="rId31" w:history="1">
+        <w:r>
+          <w:rPr>
+            <w:rStyle w:val="Hyperlink"/>
+            <w:rFonts w:eastAsia="MS Mincho"/>
+            <w:lang w:val="sv-SE"/>
+          </w:rPr>
+          <w:t>https://osn.toki.id/data/pemrograman-kompetitif-dasar.pdf</w:t>
+        </w:r>
+      </w:hyperlink>
+      <w:r>
+        <w:rPr>
+          <w:rFonts w:eastAsia="MS Mincho"/>
+          <w:lang w:val="sv-SE"/>
+        </w:rPr>
+        <w:t xml:space="preserve"> </w:t>
+      </w:r>
     </w:p>
     <w:p>
       <w:pPr>
@@ -470,14 +3999,264 @@
         <w:ind w:left="360"/>
         <w:rPr>
           <w:rFonts w:eastAsia="MS Mincho"/>
-        </w:rPr>
-      </w:pPr>
-      <w:r>
-        <w:rPr>
-          <w:rFonts w:eastAsia="MS Mincho"/>
-        </w:rPr>
-        <w:t>(Diakses pada 16 Juli 2025)</w:t>
-      </w:r>
+          <w:lang w:val="sv-SE"/>
+        </w:rPr>
+      </w:pPr>
+      <w:r>
+        <w:rPr>
+          <w:rFonts w:eastAsia="MS Mincho"/>
+          <w:lang w:val="sv-SE"/>
+        </w:rPr>
+        <w:t>(Diakses pada 14 juni 2026</w:t>
+      </w:r>
+      <w:r>
+        <w:rPr>
+          <w:rFonts w:eastAsia="MS Mincho"/>
+          <w:lang w:val="sv-SE"/>
+        </w:rPr>
+        <w:t>)</w:t>
+      </w:r>
+    </w:p>
+    <w:p>
+      <w:pPr>
+        <w:pStyle w:val="references"/>
+        <w:rPr>
+          <w:rFonts w:eastAsia="MS Mincho"/>
+        </w:rPr>
+      </w:pPr>
+      <w:r>
+        <w:rPr>
+          <w:rFonts w:eastAsia="MS Mincho"/>
+          <w:lang w:val="en-ID"/>
+        </w:rPr>
+        <w:t>Munir, Ri</w:t>
+      </w:r>
+      <w:r>
+        <w:rPr>
+          <w:rFonts w:eastAsia="MS Mincho"/>
+          <w:lang w:val="en-ID"/>
+        </w:rPr>
+        <w:t>naldi, 2026, “</w:t>
+      </w:r>
+      <w:r>
+        <w:rPr>
+          <w:rFonts w:eastAsia="MS Mincho"/>
+          <w:lang w:val="en-ID"/>
+        </w:rPr>
+        <w:t>Program Dinamis</w:t>
+      </w:r>
+      <w:r>
+        <w:rPr>
+          <w:rFonts w:eastAsia="MS Mincho"/>
+          <w:lang w:val="en-ID"/>
+        </w:rPr>
+        <w:t xml:space="preserve"> </w:t>
+      </w:r>
+      <w:r>
+        <w:rPr>
+          <w:rFonts w:eastAsia="MS Mincho"/>
+          <w:lang w:val="en-ID"/>
+        </w:rPr>
+        <w:t>(Dynamic Programming)</w:t>
+      </w:r>
+      <w:r>
+        <w:rPr>
+          <w:rFonts w:eastAsia="MS Mincho"/>
+          <w:lang w:val="en-ID"/>
+        </w:rPr>
+        <w:t xml:space="preserve"> </w:t>
+      </w:r>
+      <w:r>
+        <w:rPr>
+          <w:rFonts w:eastAsia="MS Mincho"/>
+          <w:lang w:val="en-ID"/>
+        </w:rPr>
+        <w:t xml:space="preserve">Bagian </w:t>
+      </w:r>
+      <w:r>
+        <w:rPr>
+          <w:rFonts w:eastAsia="MS Mincho"/>
+          <w:lang w:val="en-ID"/>
+        </w:rPr>
+        <w:t>1</w:t>
+      </w:r>
+      <w:r>
+        <w:rPr>
+          <w:rFonts w:eastAsia="MS Mincho"/>
+          <w:lang w:val="en-ID"/>
+        </w:rPr>
+        <w:t>”</w:t>
+      </w:r>
+      <w:r>
+        <w:rPr>
+          <w:rFonts w:eastAsia="MS Mincho"/>
+          <w:lang w:val="en-ID"/>
+        </w:rPr>
+        <w:t>.</w:t>
+      </w:r>
+      <w:r>
+        <w:rPr>
+          <w:rFonts w:eastAsia="MS Mincho"/>
+          <w:lang w:val="en-ID"/>
+        </w:rPr>
+        <w:t xml:space="preserve"> </w:t>
+      </w:r>
+      <w:hyperlink r:id="rId32" w:history="1">
+        <w:r>
+          <w:rPr>
+            <w:rStyle w:val="Hyperlink"/>
+            <w:rFonts w:eastAsia="MS Mincho"/>
+          </w:rPr>
+          <w:t>https://informatika.stei.itb.ac.id/~rinaldi.munir/Stmik/2025-2026/25-Program-Dinamis-(2026)-Bagian1.pdf</w:t>
+        </w:r>
+      </w:hyperlink>
+      <w:r>
+        <w:rPr>
+          <w:rFonts w:eastAsia="MS Mincho"/>
+        </w:rPr>
+        <w:t xml:space="preserve"> </w:t>
+      </w:r>
+    </w:p>
+    <w:p>
+      <w:pPr>
+        <w:pStyle w:val="references"/>
+        <w:numPr>
+          <w:ilvl w:val="0"/>
+          <w:numId w:val="0"/>
+        </w:numPr>
+        <w:ind w:left="360"/>
+        <w:rPr>
+          <w:rFonts w:eastAsia="MS Mincho"/>
+        </w:rPr>
+      </w:pPr>
+      <w:r>
+        <w:rPr>
+          <w:rFonts w:eastAsia="MS Mincho"/>
+        </w:rPr>
+        <w:t>(Diakses pada 13 Juni 2026)</w:t>
+      </w:r>
+    </w:p>
+    <w:p>
+      <w:pPr>
+        <w:pStyle w:val="references"/>
+        <w:rPr>
+          <w:rFonts w:eastAsia="MS Mincho"/>
+          <w:lang w:val="en-ID"/>
+        </w:rPr>
+      </w:pPr>
+      <w:r>
+        <w:rPr>
+          <w:rFonts w:eastAsia="MS Mincho"/>
+          <w:lang w:val="en-ID"/>
+        </w:rPr>
+        <w:t>Munir, Ri</w:t>
+      </w:r>
+      <w:r>
+        <w:rPr>
+          <w:rFonts w:eastAsia="MS Mincho"/>
+          <w:lang w:val="en-ID"/>
+        </w:rPr>
+        <w:t>naldi, 2026, “</w:t>
+      </w:r>
+      <w:r>
+        <w:rPr>
+          <w:rFonts w:eastAsia="MS Mincho"/>
+          <w:lang w:val="en-ID"/>
+        </w:rPr>
+        <w:t>Program Dinamis</w:t>
+      </w:r>
+      <w:r>
+        <w:rPr>
+          <w:rFonts w:eastAsia="MS Mincho"/>
+          <w:lang w:val="en-ID"/>
+        </w:rPr>
+        <w:t xml:space="preserve"> </w:t>
+      </w:r>
+      <w:r>
+        <w:rPr>
+          <w:rFonts w:eastAsia="MS Mincho"/>
+          <w:lang w:val="en-ID"/>
+        </w:rPr>
+        <w:t>(Dynamic Programming)</w:t>
+      </w:r>
+      <w:r>
+        <w:rPr>
+          <w:rFonts w:eastAsia="MS Mincho"/>
+          <w:lang w:val="en-ID"/>
+        </w:rPr>
+        <w:t xml:space="preserve"> </w:t>
+      </w:r>
+      <w:r>
+        <w:rPr>
+          <w:rFonts w:eastAsia="MS Mincho"/>
+          <w:lang w:val="en-ID"/>
+        </w:rPr>
+        <w:t>Bagian 2</w:t>
+      </w:r>
+      <w:r>
+        <w:rPr>
+          <w:rFonts w:eastAsia="MS Mincho"/>
+          <w:lang w:val="en-ID"/>
+        </w:rPr>
+        <w:t>”</w:t>
+      </w:r>
+      <w:r>
+        <w:rPr>
+          <w:rFonts w:eastAsia="MS Mincho"/>
+          <w:lang w:val="en-ID"/>
+        </w:rPr>
+        <w:t>.</w:t>
+      </w:r>
+      <w:r>
+        <w:rPr>
+          <w:rFonts w:eastAsia="MS Mincho"/>
+          <w:lang w:val="en-ID"/>
+        </w:rPr>
+        <w:t xml:space="preserve"> </w:t>
+      </w:r>
+      <w:hyperlink r:id="rId33" w:history="1">
+        <w:r>
+          <w:rPr>
+            <w:rStyle w:val="Hyperlink"/>
+            <w:rFonts w:eastAsia="MS Mincho"/>
+            <w:lang w:val="en-ID"/>
+          </w:rPr>
+          <w:t>https://informatika.stei.itb.ac.id/~rinaldi.munir/Stmik/2025-2026/26-Program-Dinamis-(2026)-Bagian2.pdf</w:t>
+        </w:r>
+      </w:hyperlink>
+    </w:p>
+    <w:p>
+      <w:pPr>
+        <w:pStyle w:val="references"/>
+        <w:numPr>
+          <w:ilvl w:val="0"/>
+          <w:numId w:val="0"/>
+        </w:numPr>
+        <w:ind w:left="360"/>
+        <w:rPr>
+          <w:rFonts w:eastAsia="MS Mincho"/>
+          <w:lang w:val="en-ID"/>
+        </w:rPr>
+      </w:pPr>
+      <w:r>
+        <w:rPr>
+          <w:rFonts w:eastAsia="MS Mincho"/>
+        </w:rPr>
+        <w:t>(Diakses pada 13 Juni 2026)</w:t>
+      </w:r>
+    </w:p>
+    <w:p>
+      <w:pPr>
+        <w:pStyle w:val="references"/>
+        <w:numPr>
+          <w:ilvl w:val="0"/>
+          <w:numId w:val="0"/>
+        </w:numPr>
+        <w:rPr>
+          <w:rFonts w:eastAsia="MS Mincho"/>
+          <w:lang w:val="en-ID"/>
+        </w:rPr>
+      </w:pPr>
     </w:p>
     <w:p>
       <w:pPr>
@@ -536,8 +4315,14 @@
     <w:p>
       <w:pPr>
         <w:jc w:val="both"/>
-      </w:pPr>
-      <w:r>
+        <w:rPr>
+          <w:lang w:val="sv-SE"/>
+        </w:rPr>
+      </w:pPr>
+      <w:r>
+        <w:rPr>
+          <w:lang w:val="sv-SE"/>
+        </w:rPr>
         <w:t>Dengan ini saya menyatakan bahwa makalah yang saya tulis ini adalah tulisan saya sendiri, bukan saduran, atau terjemahan dari makalah orang lain, dan bukan plagiasi.</w:t>
       </w:r>
     </w:p>
@@ -554,6 +4339,12 @@
         </w:rPr>
         <w:t xml:space="preserve">Bandung, </w:t>
       </w:r>
+      <w:r>
+        <w:rPr>
+          <w:lang w:val="sv-SE"/>
+        </w:rPr>
+        <w:t>15 Juni 2026</w:t>
+      </w:r>
     </w:p>
     <w:p>
       <w:pPr>
@@ -576,6 +4367,46 @@
           <w:lang w:val="sv-SE"/>
         </w:rPr>
       </w:pPr>
+      <w:r>
+        <w:rPr>
+          <w:lang w:val="sv-SE"/>
+        </w:rPr>
+        <w:drawing>
+          <wp:inline distT="0" distB="0" distL="0" distR="0" wp14:anchorId="79230151" wp14:editId="4EF683D9">
+            <wp:extent cx="1419235" cy="800106"/>
+            <wp:effectExtent l="0" t="0" r="0" b="0"/>
+            <wp:docPr id="794012685" name="Picture 1"/>
+            <wp:cNvGraphicFramePr>
+              <a:graphicFrameLocks xmlns:a="http://schemas.openxmlformats.org/drawingml/2006/main" noChangeAspect="1"/>
+            </wp:cNvGraphicFramePr>
+            <a:graphic xmlns:a="http://schemas.openxmlformats.org/drawingml/2006/main">
+              <a:graphicData uri="http://schemas.openxmlformats.org/drawingml/2006/picture">
+                <pic:pic xmlns:pic="http://schemas.openxmlformats.org/drawingml/2006/picture">
+                  <pic:nvPicPr>
+                    <pic:cNvPr id="794012685" name=""/>
+                    <pic:cNvPicPr/>
+                  </pic:nvPicPr>
+                  <pic:blipFill>
+                    <a:blip r:embed="rId34"/>
+                    <a:stretch>
+                      <a:fillRect/>
+                    </a:stretch>
+                  </pic:blipFill>
+                  <pic:spPr>
+                    <a:xfrm>
+                      <a:off x="0" y="0"/>
+                      <a:ext cx="1419235" cy="800106"/>
+                    </a:xfrm>
+                    <a:prstGeom prst="rect">
+                      <a:avLst/>
+                    </a:prstGeom>
+                  </pic:spPr>
+                </pic:pic>
+              </a:graphicData>
+            </a:graphic>
+          </wp:inline>
+        </w:drawing>
+      </w:r>
     </w:p>
     <w:p>
       <w:pPr>
@@ -584,6 +4415,12 @@
           <w:lang w:val="sv-SE"/>
         </w:rPr>
       </w:pPr>
+      <w:r>
+        <w:rPr>
+          <w:lang w:val="sv-SE"/>
+        </w:rPr>
+        <w:t>Muhammad Fakhry Zaki</w:t>
+      </w:r>
     </w:p>
     <w:p>
       <w:pPr>
@@ -592,6 +4429,12 @@
           <w:lang w:val="sv-SE"/>
         </w:rPr>
       </w:pPr>
+      <w:r>
+        <w:rPr>
+          <w:lang w:val="sv-SE"/>
+        </w:rPr>
+        <w:t>13524087</w:t>
+      </w:r>
     </w:p>
     <w:p>
       <w:pPr>
@@ -600,105 +4443,17 @@
           <w:lang w:val="sv-SE"/>
         </w:rPr>
       </w:pPr>
+      <w:r>
+        <w:rPr>
+          <w:lang w:val="sv-SE"/>
+        </w:rPr>
+        <w:t xml:space="preserve">   </w:t>
+      </w:r>
     </w:p>
     <w:p>
       <w:pPr>
         <w:jc w:val="right"/>
         <w:rPr>
-          <w:lang w:val="sv-SE"/>
-        </w:rPr>
-      </w:pPr>
-    </w:p>
-    <w:p>
-      <w:pPr>
-        <w:jc w:val="right"/>
-        <w:rPr>
-          <w:lang w:val="sv-SE"/>
-        </w:rPr>
-      </w:pPr>
-    </w:p>
-    <w:p>
-      <w:pPr>
-        <w:jc w:val="right"/>
-        <w:rPr>
-          <w:lang w:val="sv-SE"/>
-        </w:rPr>
-      </w:pPr>
-      <w:r>
-        <w:rPr>
-          <w:lang w:val="sv-SE"/>
-        </w:rPr>
-        <w:t>Muhammad Fakhry Zaki</w:t>
-      </w:r>
-    </w:p>
-    <w:p>
-      <w:pPr>
-        <w:jc w:val="right"/>
-        <w:rPr>
-          <w:lang w:val="sv-SE"/>
-        </w:rPr>
-      </w:pPr>
-      <w:r>
-        <w:rPr>
-          <w:lang w:val="sv-SE"/>
-        </w:rPr>
-        <w:t>13524087</w:t>
-      </w:r>
-    </w:p>
-    <w:p>
-      <w:pPr>
-        <w:jc w:val="right"/>
-        <w:rPr>
-          <w:lang w:val="sv-SE"/>
-        </w:rPr>
-      </w:pPr>
-      <w:r>
-        <w:rPr>
-          <w:lang w:val="sv-SE"/>
-        </w:rPr>
-        <w:t xml:space="preserve">   </w:t>
-      </w:r>
-    </w:p>
-    <w:p>
-      <w:pPr>
-        <w:jc w:val="right"/>
-        <w:rPr>
-          <w:lang w:val="sv-SE"/>
-        </w:rPr>
-      </w:pPr>
-    </w:p>
-    <w:p>
-      <w:pPr>
-        <w:jc w:val="right"/>
-        <w:rPr>
-          <w:lang w:val="sv-SE"/>
-        </w:rPr>
-      </w:pPr>
-    </w:p>
-    <w:p>
-      <w:pPr>
-        <w:pStyle w:val="references"/>
-        <w:numPr>
-          <w:ilvl w:val="0"/>
-          <w:numId w:val="0"/>
-        </w:numPr>
-        <w:ind w:left="360" w:hanging="360"/>
-        <w:rPr>
-          <w:rFonts w:eastAsia="MS Mincho"/>
-          <w:lang w:val="sv-SE"/>
-        </w:rPr>
-      </w:pPr>
-    </w:p>
-    <w:p>
-      <w:pPr>
-        <w:pStyle w:val="references"/>
-        <w:numPr>
-          <w:ilvl w:val="0"/>
-          <w:numId w:val="0"/>
-        </w:numPr>
-        <w:ind w:left="360" w:hanging="360"/>
-        <w:rPr>
-          <w:rFonts w:eastAsia="MS Mincho"/>
           <w:lang w:val="sv-SE"/>
         </w:rPr>
       </w:pPr>
@@ -725,7 +4480,11 @@
     </w:p>
     <w:p>
       <w:pPr>
-        <w:jc w:val="both"/>
+        <w:tabs>
+          <w:tab w:val="left" w:pos="703"/>
+          <w:tab w:val="center" w:pos="5220"/>
+        </w:tabs>
+        <w:jc w:val="left"/>
         <w:rPr>
           <w:lang w:val="sv-SE"/>
         </w:rPr>
@@ -774,61 +4533,7 @@
       <w:rPr>
         <w:lang w:val="sv-SE"/>
       </w:rPr>
-      <w:t>Makalah IF</w:t>
-    </w:r>
-    <w:r>
-      <w:rPr>
-        <w:lang w:val="sv-SE"/>
-      </w:rPr>
-      <w:t>1220</w:t>
-    </w:r>
-    <w:r>
-      <w:rPr>
-        <w:lang w:val="sv-SE"/>
-      </w:rPr>
-      <w:t xml:space="preserve"> </w:t>
-    </w:r>
-    <w:r>
-      <w:rPr>
-        <w:lang w:val="sv-SE"/>
-      </w:rPr>
-      <w:t>Matematika Diskrit</w:t>
-    </w:r>
-    <w:r>
-      <w:rPr>
-        <w:lang w:val="sv-SE"/>
-      </w:rPr>
-      <w:t>, Semester II Tahun 20</w:t>
-    </w:r>
-    <w:r>
-      <w:rPr>
-        <w:lang w:val="sv-SE"/>
-      </w:rPr>
-      <w:t>2</w:t>
-    </w:r>
-    <w:r>
-      <w:rPr>
-        <w:lang w:val="sv-SE"/>
-      </w:rPr>
-      <w:t>4</w:t>
-    </w:r>
-    <w:r>
-      <w:rPr>
-        <w:lang w:val="sv-SE"/>
-      </w:rPr>
-      <w:t>/20</w:t>
-    </w:r>
-    <w:r>
-      <w:rPr>
-        <w:lang w:val="sv-SE"/>
-      </w:rPr>
-      <w:t>2</w:t>
-    </w:r>
-    <w:r>
-      <w:rPr>
-        <w:lang w:val="sv-SE"/>
-      </w:rPr>
-      <w:t>5</w:t>
+      <w:t>Makalah IF2211 Strategi Algoritma, Semester II Tahun 2025/2026</w:t>
     </w:r>
   </w:p>
   <w:p>
@@ -1330,7 +5035,7 @@
   <w:abstractNum w:abstractNumId="4" w15:restartNumberingAfterBreak="0">
     <w:nsid w:val="4189603E"/>
     <w:multiLevelType w:val="multilevel"/>
-    <w:tmpl w:val="D4B4B71A"/>
+    <w:tmpl w:val="9264A348"/>
     <w:lvl w:ilvl="0">
       <w:start w:val="1"/>
       <w:numFmt w:val="upperRoman"/>
@@ -1353,6 +5058,7 @@
         <w:sz w:val="20"/>
         <w:szCs w:val="20"/>
         <w:vertAlign w:val="baseline"/>
+        <w:lang w:val="sv-SE"/>
         <w14:shadow w14:blurRad="0" w14:dist="0" w14:dir="0" w14:sx="0" w14:sy="0" w14:kx="0" w14:ky="0" w14:algn="none">
           <w14:srgbClr w14:val="000000"/>
         </w14:shadow>
@@ -2937,6 +6643,33 @@
       <w:color w:val="666666"/>
     </w:rPr>
   </w:style>
+  <w:style w:type="paragraph" w:styleId="Revision">
+    <w:name w:val="Revision"/>
+    <w:hidden/>
+    <w:uiPriority w:val="99"/>
+    <w:semiHidden/>
+    <w:rsid w:val="001019A3"/>
+    <w:rPr>
+      <w:rFonts w:ascii="Times New Roman" w:hAnsi="Times New Roman"/>
+      <w:lang w:val="en-US" w:eastAsia="en-US"/>
+    </w:rPr>
+  </w:style>
+  <w:style w:type="table" w:styleId="TableGrid">
+    <w:name w:val="Table Grid"/>
+    <w:basedOn w:val="TableNormal"/>
+    <w:uiPriority w:val="59"/>
+    <w:rsid w:val="00A30B7D"/>
+    <w:tblPr>
+      <w:tblBorders>
+        <w:top w:val="single" w:sz="4" w:space="0" w:color="auto"/>
+        <w:left w:val="single" w:sz="4" w:space="0" w:color="auto"/>
+        <w:bottom w:val="single" w:sz="4" w:space="0" w:color="auto"/>
+        <w:right w:val="single" w:sz="4" w:space="0" w:color="auto"/>
+        <w:insideH w:val="single" w:sz="4" w:space="0" w:color="auto"/>
+        <w:insideV w:val="single" w:sz="4" w:space="0" w:color="auto"/>
+      </w:tblBorders>
+    </w:tblPr>
+  </w:style>
 </w:styles>
 </file>
 
